--- a/downloads/student/ai-4-week-28.docx
+++ b/downloads/student/ai-4-week-28.docx
@@ -1679,6 +1679,16 @@
     <w:p>
       <w:r>
         <w:t>These toy runs do not establish that data quantity alone caused improvement; collection quality and conditions matter.</w:t>
+      </w:r>
+    </w:p>
+    <w:p>
+      <w:r>
+        <w:t>Read the labelled picture: What comparison is valid if the validation set changes between sizes? Point to the relevant step in the picture, then write the changed result and the rule or evidence that supports it.</w:t>
+      </w:r>
+    </w:p>
+    <w:p>
+      <w:r>
+        <w:t>Change one thing: A30-plant experiment gives errors [4, 4, 4]. Predict the result before checking the explanation. What remains the same?</w:t>
       </w:r>
     </w:p>
     <w:p>
@@ -3490,6 +3500,187 @@
     <w:p>
       <w:r>
         <w:t>Attempt the independent case before hints. Record whether you worked alone, used a hint or followed a model. After feedback, fix the first unsupported step and explain why it changed. A later check uses a changed case, not a copied answer.</w:t>
+      </w:r>
+    </w:p>
+    <w:p>
+      <w:pPr>
+        <w:pStyle w:val="Heading1"/>
+      </w:pPr>
+      <w:r>
+        <w:t>15. Your lesson route</w:t>
+      </w:r>
+    </w:p>
+    <w:p>
+      <w:r>
+        <w:t>Start with this question: Read a learning curve with repeated-run spread rather than drawing a certainty arrow.</w:t>
+      </w:r>
+    </w:p>
+    <w:tbl>
+      <w:tblPr>
+        <w:tblStyle w:val="LightShading-Accent1"/>
+        <w:tblW w:type="auto" w:w="0"/>
+        <w:tblLook w:firstColumn="1" w:firstRow="1" w:lastColumn="0" w:lastRow="0" w:noHBand="0" w:noVBand="1" w:val="04A0"/>
+      </w:tblPr>
+      <w:tblGrid>
+        <w:gridCol w:w="5112"/>
+        <w:gridCol w:w="5112"/>
+      </w:tblGrid>
+      <w:tr>
+        <w:trPr>
+          <w:tblHeader/>
+        </w:trPr>
+        <w:tc>
+          <w:tcPr>
+            <w:tcW w:type="dxa" w:w="5112"/>
+          </w:tcPr>
+          <w:p>
+            <w:r>
+              <w:t>By the end, I can</w:t>
+            </w:r>
+          </w:p>
+        </w:tc>
+        <w:tc>
+          <w:tcPr>
+            <w:tcW w:type="dxa" w:w="5112"/>
+          </w:tcPr>
+          <w:p>
+            <w:r>
+              <w:t>How I will show it</w:t>
+            </w:r>
+          </w:p>
+        </w:tc>
+      </w:tr>
+      <w:tr>
+        <w:tc>
+          <w:tcPr>
+            <w:tcW w:type="dxa" w:w="5112"/>
+          </w:tcPr>
+          <w:p>
+            <w:r>
+              <w:t>Read training-size learning curves</w:t>
+            </w:r>
+          </w:p>
+        </w:tc>
+        <w:tc>
+          <w:tcPr>
+            <w:tcW w:type="dxa" w:w="5112"/>
+          </w:tcPr>
+          <w:p>
+            <w:r>
+              <w:t>Explain the deciding step, show a trace or test, and state one limit.</w:t>
+            </w:r>
+          </w:p>
+        </w:tc>
+      </w:tr>
+      <w:tr>
+        <w:tc>
+          <w:tcPr>
+            <w:tcW w:type="dxa" w:w="5112"/>
+          </w:tcPr>
+          <w:p>
+            <w:r>
+              <w:t>Describe variability across repeated development runs</w:t>
+            </w:r>
+          </w:p>
+        </w:tc>
+        <w:tc>
+          <w:tcPr>
+            <w:tcW w:type="dxa" w:w="5112"/>
+          </w:tcPr>
+          <w:p>
+            <w:r>
+              <w:t>Explain the deciding step, show a trace or test, and state one limit.</w:t>
+            </w:r>
+          </w:p>
+        </w:tc>
+      </w:tr>
+      <w:tr>
+        <w:tc>
+          <w:tcPr>
+            <w:tcW w:type="dxa" w:w="5112"/>
+          </w:tcPr>
+          <w:p>
+            <w:r>
+              <w:t>Avoid unsupported guarantees from a trend</w:t>
+            </w:r>
+          </w:p>
+        </w:tc>
+        <w:tc>
+          <w:tcPr>
+            <w:tcW w:type="dxa" w:w="5112"/>
+          </w:tcPr>
+          <w:p>
+            <w:r>
+              <w:t>Explain the deciding step, show a trace or test, and state one limit.</w:t>
+            </w:r>
+          </w:p>
+        </w:tc>
+      </w:tr>
+    </w:tbl>
+    <w:p>
+      <w:r>
+        <w:t>Remember → watch and explain → try with help → investigate → try independently → keep project evidence. Your teacher may spread this lesson across several classes.</w:t>
+      </w:r>
+    </w:p>
+    <w:p>
+      <w:r>
+        <w:t>Keep your first prediction. Compare it with what the evidence shows and explain any change.</w:t>
+      </w:r>
+    </w:p>
+    <w:p>
+      <w:pPr>
+        <w:pStyle w:val="Heading1"/>
+      </w:pPr>
+      <w:r>
+        <w:t>16. Finish and return</w:t>
+      </w:r>
+    </w:p>
+    <w:p>
+      <w:r>
+        <w:t>Close your notes. Explain this goal in your own words: Read training-size learning curves</w:t>
+      </w:r>
+    </w:p>
+    <w:p>
+      <w:pPr>
+        <w:pStyle w:val="Heading3"/>
+      </w:pPr>
+      <w:r>
+        <w:t>My deciding step, evidence and one remaining question</w:t>
+      </w:r>
+    </w:p>
+    <w:p>
+      <w:r>
+        <w:t>________________________________________________________________</w:t>
+      </w:r>
+    </w:p>
+    <w:p>
+      <w:r>
+        <w:t>________________________________________________________________</w:t>
+      </w:r>
+    </w:p>
+    <w:p>
+      <w:r>
+        <w:t>________________________________________________________________</w:t>
+      </w:r>
+    </w:p>
+    <w:p>
+      <w:r>
+        <w:t>________________________________________________________________</w:t>
+      </w:r>
+    </w:p>
+    <w:p>
+      <w:r>
+        <w:t>________________________________________________________________</w:t>
+      </w:r>
+    </w:p>
+    <w:p>
+      <w:r>
+        <w:t>If you are unsure, return to the worked picture and explain one arrow. If you are ready, change an input or assumption and justify your prediction.</w:t>
+      </w:r>
+    </w:p>
+    <w:p>
+      <w:r>
+        <w:t>Save your workbook evidence. At the next review, try a different case before opening your old answer.</w:t>
       </w:r>
     </w:p>
     <w:sectPr>

--- a/downloads/student/ai-4-week-28.docx
+++ b/downloads/student/ai-4-week-28.docx
@@ -3681,6 +3681,202 @@
     <w:p>
       <w:r>
         <w:t>Save your workbook evidence. At the next review, try a different case before opening your old answer.</w:t>
+      </w:r>
+    </w:p>
+    <w:p>
+      <w:pPr>
+        <w:pStyle w:val="Heading1"/>
+      </w:pPr>
+      <w:r>
+        <w:t>17. Supported practice, repair and portfolio</w:t>
+      </w:r>
+    </w:p>
+    <w:p>
+      <w:r>
+        <w:t>Use this supported practice once, in the browser or on paper. Keep the reserved independent assessment for a separate first attempt before teacher feedback.</w:t>
+      </w:r>
+    </w:p>
+    <w:p>
+      <w:r>
+        <w:t>Read a learning curve with repeated-run spread rather than drawing a certainty arrow.</w:t>
+      </w:r>
+    </w:p>
+    <w:p>
+      <w:pPr>
+        <w:pStyle w:val="Heading3"/>
+      </w:pPr>
+      <w:r>
+        <w:t>Practice 1: explain the deciding evidence</w:t>
+      </w:r>
+    </w:p>
+    <w:p>
+      <w:r>
+        <w:t>Which labelled step matches this detail? More training plants improved the average in these supplied runs; variability remains.</w:t>
+      </w:r>
+    </w:p>
+    <w:p>
+      <w:r>
+        <w:t>1. State bounded pattern</w:t>
+      </w:r>
+    </w:p>
+    <w:p>
+      <w:r>
+        <w:t>2. Summarise larger size</w:t>
+      </w:r>
+    </w:p>
+    <w:p>
+      <w:r>
+        <w:t>3. Summarise first size</w:t>
+      </w:r>
+    </w:p>
+    <w:p>
+      <w:pPr>
+        <w:pStyle w:val="Heading3"/>
+      </w:pPr>
+      <w:r>
+        <w:t>My selected conclusion, deciding fact and explanation</w:t>
+      </w:r>
+    </w:p>
+    <w:p>
+      <w:r>
+        <w:t>________________________________________________________________</w:t>
+      </w:r>
+    </w:p>
+    <w:p>
+      <w:r>
+        <w:t>________________________________________________________________</w:t>
+      </w:r>
+    </w:p>
+    <w:p>
+      <w:r>
+        <w:t>________________________________________________________________</w:t>
+      </w:r>
+    </w:p>
+    <w:p>
+      <w:r>
+        <w:t>________________________________________________________________</w:t>
+      </w:r>
+    </w:p>
+    <w:p>
+      <w:r>
+        <w:t>________________________________________________________________</w:t>
+      </w:r>
+    </w:p>
+    <w:p>
+      <w:r>
+        <w:t>Hint if needed: Read the steps in the pictorial case. Match the supplied detail to the stage that performs or records it.</w:t>
+      </w:r>
+    </w:p>
+    <w:p>
+      <w:r>
+        <w:t>After your attempt, compare with the supported explanation: State bounded pattern More training plants improved the average in these supplied runs; variability remains. Read the picture in order. More training plants improved the average in these supplied runs; variability remains. The arrows show which recorded input or intermediate result each decision uses. Explain the deciding step aloud before checking the changed case; pointing to the final answer alone does not show how it follows.</w:t>
+      </w:r>
+    </w:p>
+    <w:p>
+      <w:pPr>
+        <w:pStyle w:val="Heading3"/>
+      </w:pPr>
+      <w:r>
+        <w:t>Practice 2: explain the deciding evidence</w:t>
+      </w:r>
+    </w:p>
+    <w:p>
+      <w:r>
+        <w:t>Changed-case practice: A30-plant experiment gives errors [4, 4, 4]. Which conclusion is supported by the supplied facts?</w:t>
+      </w:r>
+    </w:p>
+    <w:p>
+      <w:r>
+        <w:t>1. Mean remains4; this additional size does not improve the observed mean over20 plants.</w:t>
+      </w:r>
+    </w:p>
+    <w:p>
+      <w:r>
+        <w:t>2. We can decide the result without examining the changed input or the procedure.</w:t>
+      </w:r>
+    </w:p>
+    <w:p>
+      <w:r>
+        <w:t>3. This one example guarantees correct results for every future input.</w:t>
+      </w:r>
+    </w:p>
+    <w:p>
+      <w:pPr>
+        <w:pStyle w:val="Heading3"/>
+      </w:pPr>
+      <w:r>
+        <w:t>My selected conclusion, deciding fact and explanation</w:t>
+      </w:r>
+    </w:p>
+    <w:p>
+      <w:r>
+        <w:t>________________________________________________________________</w:t>
+      </w:r>
+    </w:p>
+    <w:p>
+      <w:r>
+        <w:t>________________________________________________________________</w:t>
+      </w:r>
+    </w:p>
+    <w:p>
+      <w:r>
+        <w:t>________________________________________________________________</w:t>
+      </w:r>
+    </w:p>
+    <w:p>
+      <w:r>
+        <w:t>________________________________________________________________</w:t>
+      </w:r>
+    </w:p>
+    <w:p>
+      <w:r>
+        <w:t>________________________________________________________________</w:t>
+      </w:r>
+    </w:p>
+    <w:p>
+      <w:r>
+        <w:t>Hint if needed: Use the changed condition and the deciding step in the pictorial trace. The answer must say what follows from those facts.</w:t>
+      </w:r>
+    </w:p>
+    <w:p>
+      <w:r>
+        <w:t>After your attempt, compare with the supported explanation: Mean remains4; this additional size does not improve the observed mean over20 plants. Learning curves are measured patterns, not a guarantee of improvement at every data size.</w:t>
+      </w:r>
+    </w:p>
+    <w:p>
+      <w:pPr>
+        <w:pStyle w:val="Heading3"/>
+      </w:pPr>
+      <w:r>
+        <w:t>Repair a missing building block</w:t>
+      </w:r>
+    </w:p>
+    <w:p>
+      <w:r>
+        <w:t>Review Overfitting (ai-4/27). Goal: Compare training and validation evidence for model capacity. Short practice: Does100% training accuracy prove Large was always best? Point to the relevant step in the picture, then write the changed result and the rule or evidence that supports it.. Return to this week and explain what you changed.</w:t>
+      </w:r>
+    </w:p>
+    <w:p>
+      <w:r>
+        <w:t>Review Metrics Match Consequences (ai-4/25). Goal: Apply a declared score threshold including equality. Short practice: Which labels determine the false-alarm count at threshold 0.4? Point to the relevant step in the picture, then write the changed result and the rule or evidence that supports it.. Return to this week and explain what you changed.</w:t>
+      </w:r>
+    </w:p>
+    <w:p>
+      <w:r>
+        <w:t>Review Train a Regression Model (ai-4/22). Goal: Fit a line from a declared training candidate set. Short practice: May day3’s evaluation label choose the candidate line? Point to the relevant step in the picture, then write the changed result and the rule or evidence that supports it.. Return to this week and explain what you changed.</w:t>
+      </w:r>
+    </w:p>
+    <w:p>
+      <w:pPr>
+        <w:pStyle w:val="Heading3"/>
+      </w:pPr>
+      <w:r>
+        <w:t>Keep your completed work</w:t>
+      </w:r>
+    </w:p>
+    <w:p>
+      <w:r>
+        <w:t>Use Download completed work in the hosted lesson to export your answers, reflections, practice feedback and code-run evidence. Open the HTML copy to read or print it. Drafts stay in this browser when storage is available; clear drafts on a shared device.</w:t>
       </w:r>
     </w:p>
     <w:sectPr>

--- a/downloads/student/ai-4-week-28.docx
+++ b/downloads/student/ai-4-week-28.docx
@@ -42,6 +42,11 @@
       </w:r>
     </w:p>
     <w:p>
+      <w:r>
+        <w:t>Start with the target: Read training-size learning curves. Try the recall before opening notes.</w:t>
+      </w:r>
+    </w:p>
+    <w:p>
       <w:pPr>
         <w:pStyle w:val="Heading3"/>
       </w:pPr>
@@ -50,17 +55,83 @@
       </w:r>
     </w:p>
     <w:p>
-      <w:r>
-        <w:t>I can read training-size learning curves.</w:t>
-      </w:r>
-    </w:p>
-    <w:p>
-      <w:r>
-        <w:t>I can describe variability across repeated development runs.</w:t>
-      </w:r>
-    </w:p>
-    <w:p>
-      <w:r>
+      <w:pPr>
+        <w:spacing w:line="336" w:lineRule="auto" w:after="180"/>
+      </w:pPr>
+      <w:r>
+        <w:rPr>
+          <w:b w:val="0"/>
+        </w:rPr>
+        <w:t xml:space="preserve">I can read </w:t>
+      </w:r>
+      <w:r>
+        <w:rPr>
+          <w:b/>
+        </w:rPr>
+        <w:t>training</w:t>
+      </w:r>
+      <w:r>
+        <w:rPr>
+          <w:b w:val="0"/>
+        </w:rPr>
+        <w:t xml:space="preserve">-size </w:t>
+      </w:r>
+      <w:r>
+        <w:rPr>
+          <w:b/>
+        </w:rPr>
+        <w:t>learning curve</w:t>
+      </w:r>
+      <w:r>
+        <w:rPr>
+          <w:b w:val="0"/>
+        </w:rPr>
+        <w:t>s.</w:t>
+      </w:r>
+    </w:p>
+    <w:p>
+      <w:pPr>
+        <w:spacing w:line="336" w:lineRule="auto" w:after="180"/>
+      </w:pPr>
+      <w:r>
+        <w:rPr>
+          <w:b w:val="0"/>
+        </w:rPr>
+        <w:t xml:space="preserve">I can describe </w:t>
+      </w:r>
+      <w:r>
+        <w:rPr>
+          <w:b/>
+        </w:rPr>
+        <w:t>variability</w:t>
+      </w:r>
+      <w:r>
+        <w:rPr>
+          <w:b w:val="0"/>
+        </w:rPr>
+        <w:t xml:space="preserve"> across </w:t>
+      </w:r>
+      <w:r>
+        <w:rPr>
+          <w:b/>
+        </w:rPr>
+        <w:t>repeat</w:t>
+      </w:r>
+      <w:r>
+        <w:rPr>
+          <w:b w:val="0"/>
+        </w:rPr>
+        <w:t>ed development runs.</w:t>
+      </w:r>
+    </w:p>
+    <w:p>
+      <w:pPr>
+        <w:spacing w:line="336" w:lineRule="auto" w:after="180"/>
+      </w:pPr>
+      <w:r>
+        <w:rPr>
+          <w:b w:val="0"/>
+        </w:rPr>
         <w:t>I can avoid unsupported guarantees from a trend.</w:t>
       </w:r>
     </w:p>
@@ -73,33 +144,135 @@
       </w:r>
     </w:p>
     <w:p>
-      <w:r>
+      <w:pPr>
+        <w:spacing w:line="336" w:lineRule="auto" w:after="180"/>
+      </w:pPr>
+      <w:r>
+        <w:rPr>
+          <w:b w:val="0"/>
+        </w:rPr>
         <w:t>Close your notes first. A rough first answer helps us choose the right starting point; it is not a score for your ability.</w:t>
       </w:r>
     </w:p>
     <w:p>
-      <w:r>
-        <w:t>Without opening the old lesson, explain one key idea from Overfitting. Give an example and a mistake that the idea helps you avoid.</w:t>
-      </w:r>
-    </w:p>
-    <w:p>
-      <w:r>
+      <w:pPr>
+        <w:spacing w:line="336" w:lineRule="auto" w:after="180"/>
+      </w:pPr>
+      <w:r>
+        <w:rPr>
+          <w:b w:val="0"/>
+        </w:rPr>
+        <w:t>Without opening the old lesson, explain one key idea from Over</w:t>
+      </w:r>
+      <w:r>
+        <w:rPr>
+          <w:b/>
+        </w:rPr>
+        <w:t>fitting</w:t>
+      </w:r>
+      <w:r>
+        <w:rPr>
+          <w:b w:val="0"/>
+        </w:rPr>
+        <w:t>. Give an example and a mistake that the idea helps you avoid.</w:t>
+      </w:r>
+    </w:p>
+    <w:p>
+      <w:pPr>
+        <w:spacing w:line="336" w:lineRule="auto" w:after="180"/>
+      </w:pPr>
+      <w:r>
+        <w:rPr>
+          <w:b w:val="0"/>
+        </w:rPr>
         <w:t>Without opening the old lesson, explain one key idea from Metrics Match Consequences. Give an example and a mistake that the idea helps you avoid.</w:t>
       </w:r>
     </w:p>
     <w:p>
-      <w:r>
+      <w:pPr>
+        <w:spacing w:line="336" w:lineRule="auto" w:after="180"/>
+      </w:pPr>
+      <w:r>
+        <w:rPr>
+          <w:b w:val="0"/>
+        </w:rPr>
         <w:t>Without opening the old lesson, explain one key idea from Train a Regression Model. Give an example and a mistake that the idea helps you avoid.</w:t>
       </w:r>
     </w:p>
     <w:p>
-      <w:r>
-        <w:t>After trying, check the relevant lesson or ask your teacher. Change the part of your explanation that the evidence shows was wrong.</w:t>
-      </w:r>
-    </w:p>
-    <w:p>
-      <w:r>
-        <w:t>Learning curves plot performance against training size or effort and help distinguish underfitting, overfitting, and data limitation.</w:t>
+      <w:pPr>
+        <w:spacing w:line="336" w:lineRule="auto" w:after="180"/>
+      </w:pPr>
+      <w:r>
+        <w:rPr>
+          <w:b w:val="0"/>
+        </w:rPr>
+        <w:t xml:space="preserve">After trying, check the relevant lesson or ask your teacher. Change the part of your explanation that the </w:t>
+      </w:r>
+      <w:r>
+        <w:rPr>
+          <w:b/>
+        </w:rPr>
+        <w:t>evidence</w:t>
+      </w:r>
+      <w:r>
+        <w:rPr>
+          <w:b w:val="0"/>
+        </w:rPr>
+        <w:t xml:space="preserve"> shows was wrong.</w:t>
+      </w:r>
+    </w:p>
+    <w:p>
+      <w:pPr>
+        <w:spacing w:line="336" w:lineRule="auto" w:after="180"/>
+      </w:pPr>
+      <w:r>
+        <w:rPr>
+          <w:b/>
+        </w:rPr>
+        <w:t>Learning curve</w:t>
+      </w:r>
+      <w:r>
+        <w:rPr>
+          <w:b w:val="0"/>
+        </w:rPr>
+        <w:t xml:space="preserve">s plot performance against </w:t>
+      </w:r>
+      <w:r>
+        <w:rPr>
+          <w:b/>
+        </w:rPr>
+        <w:t>training</w:t>
+      </w:r>
+      <w:r>
+        <w:rPr>
+          <w:b w:val="0"/>
+        </w:rPr>
+        <w:t xml:space="preserve"> size or effort and help distinguish under</w:t>
+      </w:r>
+      <w:r>
+        <w:rPr>
+          <w:b/>
+        </w:rPr>
+        <w:t>fitting</w:t>
+      </w:r>
+      <w:r>
+        <w:rPr>
+          <w:b w:val="0"/>
+        </w:rPr>
+        <w:t>, over</w:t>
+      </w:r>
+      <w:r>
+        <w:rPr>
+          <w:b/>
+        </w:rPr>
+        <w:t>fitting</w:t>
+      </w:r>
+      <w:r>
+        <w:rPr>
+          <w:b w:val="0"/>
+        </w:rPr>
+        <w:t>, and data limitation.</w:t>
       </w:r>
     </w:p>
     <w:p>
@@ -139,12 +312,57 @@
       </w:r>
     </w:p>
     <w:p>
-      <w:r>
-        <w:t>LEARNING TARGET  Training sizes 20,40,80 yield validation accuracies 62%,70%,73%. Is doubling again guaranteed to yield 76%? Describe a defensible next experiment.</w:t>
-      </w:r>
-    </w:p>
-    <w:p>
-      <w:r>
+      <w:pPr>
+        <w:pStyle w:val="Heading3"/>
+      </w:pPr>
+      <w:r>
+        <w:t>Your target</w:t>
+      </w:r>
+    </w:p>
+    <w:p>
+      <w:pPr>
+        <w:spacing w:line="336" w:lineRule="auto" w:after="180"/>
+        <w:shd w:fill="EDF7F3"/>
+      </w:pPr>
+      <w:r>
+        <w:rPr>
+          <w:b w:val="0"/>
+        </w:rPr>
+        <w:t xml:space="preserve">LEARNING TARGET  </w:t>
+      </w:r>
+      <w:r>
+        <w:rPr>
+          <w:b/>
+        </w:rPr>
+        <w:t>Training</w:t>
+      </w:r>
+      <w:r>
+        <w:rPr>
+          <w:b w:val="0"/>
+        </w:rPr>
+        <w:t xml:space="preserve"> sizes 20,40,80 yield validation accuracies 62%,</w:t>
+      </w:r>
+      <w:r>
+        <w:rPr>
+          <w:b/>
+        </w:rPr>
+        <w:t>70%</w:t>
+      </w:r>
+      <w:r>
+        <w:rPr>
+          <w:b w:val="0"/>
+        </w:rPr>
+        <w:t>,73%. Is doubling again guaranteed to yield 76%? Describe a defensible next experiment.</w:t>
+      </w:r>
+    </w:p>
+    <w:p>
+      <w:pPr>
+        <w:spacing w:line="336" w:lineRule="auto" w:after="180"/>
+      </w:pPr>
+      <w:r>
+        <w:rPr>
+          <w:b w:val="0"/>
+        </w:rPr>
         <w:t>Builder name and experiment date:</w:t>
       </w:r>
     </w:p>
@@ -157,8 +375,27 @@
       </w:r>
     </w:p>
     <w:p>
-      <w:r>
-        <w:t>What does validation loss add to training loss?</w:t>
+      <w:pPr>
+        <w:spacing w:line="336" w:lineRule="auto" w:after="180"/>
+        <w:shd w:fill="F5F1FB"/>
+      </w:pPr>
+      <w:r>
+        <w:rPr>
+          <w:b w:val="0"/>
+        </w:rPr>
+        <w:t xml:space="preserve">What does validation loss add to </w:t>
+      </w:r>
+      <w:r>
+        <w:rPr>
+          <w:b/>
+        </w:rPr>
+        <w:t>training</w:t>
+      </w:r>
+      <w:r>
+        <w:rPr>
+          <w:b w:val="0"/>
+        </w:rPr>
+        <w:t xml:space="preserve"> loss?</w:t>
       </w:r>
     </w:p>
     <w:p>
@@ -170,8 +407,26 @@
       </w:r>
     </w:p>
     <w:p>
-      <w:r>
-        <w:t>By the end, I can explain learning curves using a traced example and a stated limitation.</w:t>
+      <w:pPr>
+        <w:spacing w:line="336" w:lineRule="auto" w:after="180"/>
+      </w:pPr>
+      <w:r>
+        <w:rPr>
+          <w:b w:val="0"/>
+        </w:rPr>
+        <w:t xml:space="preserve">By the end, I can explain </w:t>
+      </w:r>
+      <w:r>
+        <w:rPr>
+          <w:b/>
+        </w:rPr>
+        <w:t>learning curve</w:t>
+      </w:r>
+      <w:r>
+        <w:rPr>
+          <w:b w:val="0"/>
+        </w:rPr>
+        <w:t>s using a traced example and a stated limitation.</w:t>
       </w:r>
     </w:p>
     <w:p>
@@ -184,6 +439,17 @@
     </w:p>
     <w:p>
       <w:r>
+        <w:t>Investigate the supplied Learning Curves case. Separate observations, given facts and assumptions before choosing an explanation.</w:t>
+      </w:r>
+    </w:p>
+    <w:p>
+      <w:pPr>
+        <w:spacing w:line="336" w:lineRule="auto" w:after="180"/>
+      </w:pPr>
+      <w:r>
+        <w:rPr>
+          <w:b/>
+        </w:rPr>
         <w:t>PICTURE ENTRY</w:t>
       </w:r>
     </w:p>
@@ -196,8 +462,26 @@
       </w:r>
     </w:p>
     <w:p>
-      <w:r>
-        <w:t>Begin with visible evidence; do not explain more than the picture and information support.</w:t>
+      <w:pPr>
+        <w:spacing w:line="336" w:lineRule="auto" w:after="180"/>
+      </w:pPr>
+      <w:r>
+        <w:rPr>
+          <w:b w:val="0"/>
+        </w:rPr>
+        <w:t xml:space="preserve">Begin with visible </w:t>
+      </w:r>
+      <w:r>
+        <w:rPr>
+          <w:b/>
+        </w:rPr>
+        <w:t>evidence</w:t>
+      </w:r>
+      <w:r>
+        <w:rPr>
+          <w:b w:val="0"/>
+        </w:rPr>
+        <w:t>; do not explain more than the picture and information support.</w:t>
       </w:r>
     </w:p>
     <w:p>
@@ -237,33 +521,150 @@
       </w:r>
     </w:p>
     <w:p>
-      <w:r>
-        <w:t>MYSTERY  The team must use learning curves to solve a model-building problem. What information do they have? What important evidence is still missing?</w:t>
-      </w:r>
-    </w:p>
-    <w:p>
-      <w:r>
+      <w:pPr>
+        <w:pStyle w:val="Heading3"/>
+      </w:pPr>
+      <w:r>
+        <w:t>Start with this puzzle</w:t>
+      </w:r>
+    </w:p>
+    <w:p>
+      <w:pPr>
+        <w:spacing w:line="336" w:lineRule="auto" w:after="180"/>
+        <w:shd w:fill="F1F6FC"/>
+      </w:pPr>
+      <w:r>
+        <w:rPr>
+          <w:b w:val="0"/>
+        </w:rPr>
+        <w:t xml:space="preserve">MYSTERY  The team must use </w:t>
+      </w:r>
+      <w:r>
+        <w:rPr>
+          <w:b/>
+        </w:rPr>
+        <w:t>learning curve</w:t>
+      </w:r>
+      <w:r>
+        <w:rPr>
+          <w:b w:val="0"/>
+        </w:rPr>
+        <w:t xml:space="preserve">s to solve a model-building problem. What information do they have? What important </w:t>
+      </w:r>
+      <w:r>
+        <w:rPr>
+          <w:b/>
+        </w:rPr>
+        <w:t>evidence</w:t>
+      </w:r>
+      <w:r>
+        <w:rPr>
+          <w:b w:val="0"/>
+        </w:rPr>
+        <w:t xml:space="preserve"> is still missing?</w:t>
+      </w:r>
+    </w:p>
+    <w:p>
+      <w:pPr>
+        <w:spacing w:line="336" w:lineRule="auto" w:after="180"/>
+      </w:pPr>
+      <w:r>
+        <w:rPr>
+          <w:b w:val="0"/>
+        </w:rPr>
         <w:t>Name three visible details without interpreting them.</w:t>
       </w:r>
     </w:p>
     <w:p>
-      <w:r>
+      <w:pPr>
+        <w:spacing w:line="336" w:lineRule="auto" w:after="180"/>
+      </w:pPr>
+      <w:r>
+        <w:rPr>
+          <w:b w:val="0"/>
+        </w:rPr>
         <w:t>Predict the data, model, or evaluation decision being made.</w:t>
       </w:r>
     </w:p>
     <w:p>
-      <w:r>
+      <w:pPr>
+        <w:spacing w:line="336" w:lineRule="auto" w:after="180"/>
+      </w:pPr>
+      <w:r>
+        <w:rPr>
+          <w:b w:val="0"/>
+        </w:rPr>
         <w:t>Identify one hidden assumption that could change the result.</w:t>
       </w:r>
     </w:p>
     <w:p>
-      <w:r>
-        <w:t>State what evidence would confirm or reject your prediction.</w:t>
-      </w:r>
-    </w:p>
-    <w:p>
-      <w:r>
-        <w:t>My prediction and supporting evidence:</w:t>
+      <w:pPr>
+        <w:spacing w:line="336" w:lineRule="auto" w:after="180"/>
+      </w:pPr>
+      <w:r>
+        <w:rPr>
+          <w:b w:val="0"/>
+        </w:rPr>
+        <w:t xml:space="preserve">State what </w:t>
+      </w:r>
+      <w:r>
+        <w:rPr>
+          <w:b/>
+        </w:rPr>
+        <w:t>evidence</w:t>
+      </w:r>
+      <w:r>
+        <w:rPr>
+          <w:b w:val="0"/>
+        </w:rPr>
+        <w:t xml:space="preserve"> would confirm or reject your </w:t>
+      </w:r>
+      <w:r>
+        <w:rPr>
+          <w:b/>
+        </w:rPr>
+        <w:t>prediction</w:t>
+      </w:r>
+      <w:r>
+        <w:rPr>
+          <w:b w:val="0"/>
+        </w:rPr>
+        <w:t>.</w:t>
+      </w:r>
+    </w:p>
+    <w:p>
+      <w:pPr>
+        <w:spacing w:line="336" w:lineRule="auto" w:after="180"/>
+      </w:pPr>
+      <w:r>
+        <w:rPr>
+          <w:b w:val="0"/>
+        </w:rPr>
+        <w:t xml:space="preserve">My </w:t>
+      </w:r>
+      <w:r>
+        <w:rPr>
+          <w:b/>
+        </w:rPr>
+        <w:t>prediction</w:t>
+      </w:r>
+      <w:r>
+        <w:rPr>
+          <w:b w:val="0"/>
+        </w:rPr>
+        <w:t xml:space="preserve"> and supporting </w:t>
+      </w:r>
+      <w:r>
+        <w:rPr>
+          <w:b/>
+        </w:rPr>
+        <w:t>evidence</w:t>
+      </w:r>
+      <w:r>
+        <w:rPr>
+          <w:b w:val="0"/>
+        </w:rPr>
+        <w:t>:</w:t>
       </w:r>
     </w:p>
     <w:p>
@@ -275,13 +676,155 @@
       </w:r>
     </w:p>
     <w:p>
-      <w:r>
-        <w:t>A learning curve asks how performance changes as the amount of training evidence grows. Keep the validation protocol, model settings and metric comparable. Use subsets of training only; never add validation rows into the training subsets. Multiple repeats reveal sensitivity to sample selection or model randomness.</w:t>
-      </w:r>
-    </w:p>
-    <w:p>
-      <w:r>
-        <w:t>Use fictional classroom data throughout this investigation. Keep the task, units, reference labels and data split visible as you reason. Earlier weeks supplied the model-building process; this week examines learning curves and variability.</w:t>
+      <w:pPr>
+        <w:spacing w:line="336" w:lineRule="auto" w:after="180"/>
+      </w:pPr>
+      <w:r>
+        <w:rPr>
+          <w:b w:val="0"/>
+        </w:rPr>
+        <w:t xml:space="preserve">A </w:t>
+      </w:r>
+      <w:r>
+        <w:rPr>
+          <w:b/>
+        </w:rPr>
+        <w:t>learning curve</w:t>
+      </w:r>
+      <w:r>
+        <w:rPr>
+          <w:b w:val="0"/>
+        </w:rPr>
+        <w:t xml:space="preserve"> asks how performance changes as the amount of </w:t>
+      </w:r>
+      <w:r>
+        <w:rPr>
+          <w:b/>
+        </w:rPr>
+        <w:t>training</w:t>
+      </w:r>
+      <w:r>
+        <w:rPr>
+          <w:b w:val="0"/>
+        </w:rPr>
+        <w:t xml:space="preserve"> </w:t>
+      </w:r>
+      <w:r>
+        <w:rPr>
+          <w:b/>
+        </w:rPr>
+        <w:t>evidence</w:t>
+      </w:r>
+      <w:r>
+        <w:rPr>
+          <w:b w:val="0"/>
+        </w:rPr>
+        <w:t xml:space="preserve"> grows. Keep the validation protocol, model settings and metric comparable.</w:t>
+      </w:r>
+    </w:p>
+    <w:p>
+      <w:pPr>
+        <w:spacing w:line="336" w:lineRule="auto" w:after="180"/>
+      </w:pPr>
+      <w:r>
+        <w:rPr>
+          <w:b w:val="0"/>
+        </w:rPr>
+        <w:t xml:space="preserve">Use subsets of </w:t>
+      </w:r>
+      <w:r>
+        <w:rPr>
+          <w:b/>
+        </w:rPr>
+        <w:t>training</w:t>
+      </w:r>
+      <w:r>
+        <w:rPr>
+          <w:b w:val="0"/>
+        </w:rPr>
+        <w:t xml:space="preserve"> only; never add validation rows into the </w:t>
+      </w:r>
+      <w:r>
+        <w:rPr>
+          <w:b/>
+        </w:rPr>
+        <w:t>training</w:t>
+      </w:r>
+      <w:r>
+        <w:rPr>
+          <w:b w:val="0"/>
+        </w:rPr>
+        <w:t xml:space="preserve"> subsets. Multiple </w:t>
+      </w:r>
+      <w:r>
+        <w:rPr>
+          <w:b/>
+        </w:rPr>
+        <w:t>repeat</w:t>
+      </w:r>
+      <w:r>
+        <w:rPr>
+          <w:b w:val="0"/>
+        </w:rPr>
+        <w:t>s reveal sensitivity to sample selection or model randomness.</w:t>
+      </w:r>
+    </w:p>
+    <w:p>
+      <w:pPr>
+        <w:spacing w:line="336" w:lineRule="auto" w:after="180"/>
+      </w:pPr>
+      <w:r>
+        <w:rPr>
+          <w:b w:val="0"/>
+        </w:rPr>
+        <w:t>Use fictional classroom data throughout this investigation. Keep the task, units, reference labels and data split visible as you reason.</w:t>
+      </w:r>
+    </w:p>
+    <w:p>
+      <w:pPr>
+        <w:spacing w:line="336" w:lineRule="auto" w:after="180"/>
+      </w:pPr>
+      <w:r>
+        <w:rPr>
+          <w:b w:val="0"/>
+        </w:rPr>
+        <w:t xml:space="preserve">Earlier weeks supplied the model-building </w:t>
+      </w:r>
+      <w:r>
+        <w:rPr>
+          <w:b/>
+        </w:rPr>
+        <w:t>process</w:t>
+      </w:r>
+      <w:r>
+        <w:rPr>
+          <w:b w:val="0"/>
+        </w:rPr>
+        <w:t xml:space="preserve">; this week examines </w:t>
+      </w:r>
+      <w:r>
+        <w:rPr>
+          <w:b/>
+        </w:rPr>
+        <w:t>learning curve</w:t>
+      </w:r>
+      <w:r>
+        <w:rPr>
+          <w:b w:val="0"/>
+        </w:rPr>
+        <w:t xml:space="preserve">s and </w:t>
+      </w:r>
+      <w:r>
+        <w:rPr>
+          <w:b/>
+        </w:rPr>
+        <w:t>variability</w:t>
+      </w:r>
+      <w:r>
+        <w:rPr>
+          <w:b w:val="0"/>
+        </w:rPr>
+        <w:t>.</w:t>
       </w:r>
     </w:p>
     <w:p>
@@ -294,7 +837,24 @@
     </w:p>
     <w:p>
       <w:r>
-        <w:t>ML MECHANISM</w:t>
+        <w:t>Follow the mechanism for Learning Curves. Connect each labelled input, deciding step and result.</w:t>
+      </w:r>
+    </w:p>
+    <w:p>
+      <w:pPr>
+        <w:spacing w:line="336" w:lineRule="auto" w:after="180"/>
+      </w:pPr>
+      <w:r>
+        <w:rPr>
+          <w:b/>
+        </w:rPr>
+        <w:t xml:space="preserve">ML </w:t>
+      </w:r>
+      <w:r>
+        <w:rPr>
+          <w:b/>
+        </w:rPr>
+        <w:t>MECHANISM</w:t>
       </w:r>
     </w:p>
     <w:p>
@@ -306,7 +866,13 @@
       </w:r>
     </w:p>
     <w:p>
-      <w:r>
+      <w:pPr>
+        <w:spacing w:line="336" w:lineRule="auto" w:after="180"/>
+      </w:pPr>
+      <w:r>
+        <w:rPr>
+          <w:b w:val="0"/>
+        </w:rPr>
         <w:t>Trace the information, fitted behavior, and evaluation proof separately.</w:t>
       </w:r>
     </w:p>
@@ -419,46 +985,320 @@
       </w:r>
     </w:p>
     <w:p>
-      <w:r>
+      <w:pPr>
+        <w:pStyle w:val="Heading3"/>
+      </w:pPr>
+      <w:r>
+        <w:t>Question to explain</w:t>
+      </w:r>
+    </w:p>
+    <w:p>
+      <w:pPr>
+        <w:spacing w:line="336" w:lineRule="auto" w:after="180"/>
+        <w:shd w:fill="F5F1FB"/>
+      </w:pPr>
+      <w:r>
+        <w:rPr>
+          <w:b w:val="0"/>
+        </w:rPr>
         <w:t>QUESTION  Interpret three curve patterns and select a targeted next experiment.</w:t>
       </w:r>
     </w:p>
     <w:p>
-      <w:r>
-        <w:t>MODEL IDEA  Learning curves plot performance against training size or effort and help distinguish underfitting, overfitting, and data limitation.</w:t>
-      </w:r>
-    </w:p>
-    <w:p>
-      <w:r>
+      <w:pPr>
+        <w:spacing w:line="336" w:lineRule="auto" w:after="180"/>
+      </w:pPr>
+      <w:r>
+        <w:rPr>
+          <w:b w:val="0"/>
+        </w:rPr>
+        <w:t xml:space="preserve">MODEL IDEA  </w:t>
+      </w:r>
+      <w:r>
+        <w:rPr>
+          <w:b/>
+        </w:rPr>
+        <w:t>Learning curve</w:t>
+      </w:r>
+      <w:r>
+        <w:rPr>
+          <w:b w:val="0"/>
+        </w:rPr>
+        <w:t xml:space="preserve">s plot performance against </w:t>
+      </w:r>
+      <w:r>
+        <w:rPr>
+          <w:b/>
+        </w:rPr>
+        <w:t>training</w:t>
+      </w:r>
+      <w:r>
+        <w:rPr>
+          <w:b w:val="0"/>
+        </w:rPr>
+        <w:t xml:space="preserve"> size or effort and help distinguish under</w:t>
+      </w:r>
+      <w:r>
+        <w:rPr>
+          <w:b/>
+        </w:rPr>
+        <w:t>fitting</w:t>
+      </w:r>
+      <w:r>
+        <w:rPr>
+          <w:b w:val="0"/>
+        </w:rPr>
+        <w:t>, over</w:t>
+      </w:r>
+      <w:r>
+        <w:rPr>
+          <w:b/>
+        </w:rPr>
+        <w:t>fitting</w:t>
+      </w:r>
+      <w:r>
+        <w:rPr>
+          <w:b w:val="0"/>
+        </w:rPr>
+        <w:t>, and data limitation.</w:t>
+      </w:r>
+    </w:p>
+    <w:p>
+      <w:pPr>
+        <w:spacing w:line="336" w:lineRule="auto" w:after="180"/>
+      </w:pPr>
+      <w:r>
+        <w:rPr>
+          <w:b w:val="0"/>
+        </w:rPr>
         <w:t>PROOF NEEDED  Use an unseen case, visible calculation, error analysis, and a stated limitation.</w:t>
       </w:r>
     </w:p>
     <w:p>
-      <w:r>
-        <w:t>UNDER THE HOOD  Both train and validation scores are low and close: likely underfitting. Train high, validation much lower: likely high variance or overfitting.</w:t>
-      </w:r>
-    </w:p>
-    <w:p>
-      <w:r>
-        <w:t>Draw a fresh data → model → prediction → evaluation trace:</w:t>
-      </w:r>
-    </w:p>
-    <w:p>
       <w:pPr>
         <w:pStyle w:val="Heading3"/>
       </w:pPr>
       <w:r>
+        <w:t>How the mechanism works</w:t>
+      </w:r>
+    </w:p>
+    <w:p>
+      <w:pPr>
+        <w:spacing w:line="336" w:lineRule="auto" w:after="180"/>
+        <w:shd w:fill="F1F6F8"/>
+      </w:pPr>
+      <w:r>
+        <w:rPr>
+          <w:b w:val="0"/>
+        </w:rPr>
+        <w:t>UNDER THE HOOD  Both train and validation scores are low and close: likely under</w:t>
+      </w:r>
+      <w:r>
+        <w:rPr>
+          <w:b/>
+        </w:rPr>
+        <w:t>fitting</w:t>
+      </w:r>
+      <w:r>
+        <w:rPr>
+          <w:b w:val="0"/>
+        </w:rPr>
+        <w:t xml:space="preserve">. Train high, validation much lower: likely high </w:t>
+      </w:r>
+      <w:r>
+        <w:rPr>
+          <w:b/>
+        </w:rPr>
+        <w:t>variance</w:t>
+      </w:r>
+      <w:r>
+        <w:rPr>
+          <w:b w:val="0"/>
+        </w:rPr>
+        <w:t xml:space="preserve"> or over</w:t>
+      </w:r>
+      <w:r>
+        <w:rPr>
+          <w:b/>
+        </w:rPr>
+        <w:t>fitting</w:t>
+      </w:r>
+      <w:r>
+        <w:rPr>
+          <w:b w:val="0"/>
+        </w:rPr>
+        <w:t>.</w:t>
+      </w:r>
+    </w:p>
+    <w:p>
+      <w:pPr>
+        <w:spacing w:line="336" w:lineRule="auto" w:after="180"/>
+      </w:pPr>
+      <w:r>
+        <w:rPr>
+          <w:b w:val="0"/>
+        </w:rPr>
+        <w:t xml:space="preserve">Draw a fresh data → model → </w:t>
+      </w:r>
+      <w:r>
+        <w:rPr>
+          <w:b/>
+        </w:rPr>
+        <w:t>prediction</w:t>
+      </w:r>
+      <w:r>
+        <w:rPr>
+          <w:b w:val="0"/>
+        </w:rPr>
+        <w:t xml:space="preserve"> → evaluation trace:</w:t>
+      </w:r>
+    </w:p>
+    <w:p>
+      <w:pPr>
+        <w:pStyle w:val="Heading3"/>
+      </w:pPr>
+      <w:r>
         <w:t>A closer explanation</w:t>
       </w:r>
     </w:p>
     <w:p>
-      <w:r>
-        <w:t>At training sizes 10, 20, 40, validation MAEs across three declared repeats are [7, 9, 8], [5, 7, 6], [4, 6, 5]. Means are 8, 6, 5 and ranges 2, 2, 2. Mean training MAEs are 1, 2, 3. Validation improves as training grows, while training error rises because fitting more varied examples can be harder.</w:t>
-      </w:r>
-    </w:p>
-    <w:p>
-      <w:r>
-        <w:t>Before continuing, underline the decision rule and circle the evidence that supports the conclusion. Explain the example to a partner without replacing the counts or conditions with a stronger claim. Keep the distinction between an observed result and a proposed next step.</w:t>
+      <w:pPr>
+        <w:spacing w:line="336" w:lineRule="auto" w:after="180"/>
+      </w:pPr>
+      <w:r>
+        <w:rPr>
+          <w:b w:val="0"/>
+        </w:rPr>
+        <w:t xml:space="preserve">At </w:t>
+      </w:r>
+      <w:r>
+        <w:rPr>
+          <w:b/>
+        </w:rPr>
+        <w:t>training</w:t>
+      </w:r>
+      <w:r>
+        <w:rPr>
+          <w:b w:val="0"/>
+        </w:rPr>
+        <w:t xml:space="preserve"> sizes 10, 20, 40, validation MAEs across three declared </w:t>
+      </w:r>
+      <w:r>
+        <w:rPr>
+          <w:b/>
+        </w:rPr>
+        <w:t>repeat</w:t>
+      </w:r>
+      <w:r>
+        <w:rPr>
+          <w:b w:val="0"/>
+        </w:rPr>
+        <w:t xml:space="preserve">s are [7, 9, 8], [5, 7, 6], [4, 6, 5]. Means are 8, 6, 5 and </w:t>
+      </w:r>
+      <w:r>
+        <w:rPr>
+          <w:b/>
+        </w:rPr>
+        <w:t>range</w:t>
+      </w:r>
+      <w:r>
+        <w:rPr>
+          <w:b w:val="0"/>
+        </w:rPr>
+        <w:t xml:space="preserve">s 2, 2, 2. Mean </w:t>
+      </w:r>
+      <w:r>
+        <w:rPr>
+          <w:b/>
+        </w:rPr>
+        <w:t>training</w:t>
+      </w:r>
+      <w:r>
+        <w:rPr>
+          <w:b w:val="0"/>
+        </w:rPr>
+        <w:t xml:space="preserve"> MAEs are 1, 2, 3.</w:t>
+      </w:r>
+    </w:p>
+    <w:p>
+      <w:pPr>
+        <w:spacing w:line="336" w:lineRule="auto" w:after="180"/>
+      </w:pPr>
+      <w:r>
+        <w:rPr>
+          <w:b w:val="0"/>
+        </w:rPr>
+        <w:t xml:space="preserve">Validation improves as </w:t>
+      </w:r>
+      <w:r>
+        <w:rPr>
+          <w:b/>
+        </w:rPr>
+        <w:t>training</w:t>
+      </w:r>
+      <w:r>
+        <w:rPr>
+          <w:b w:val="0"/>
+        </w:rPr>
+        <w:t xml:space="preserve"> grows, while </w:t>
+      </w:r>
+      <w:r>
+        <w:rPr>
+          <w:b/>
+        </w:rPr>
+        <w:t>training</w:t>
+      </w:r>
+      <w:r>
+        <w:rPr>
+          <w:b w:val="0"/>
+        </w:rPr>
+        <w:t xml:space="preserve"> error rises because </w:t>
+      </w:r>
+      <w:r>
+        <w:rPr>
+          <w:b/>
+        </w:rPr>
+        <w:t>fitting</w:t>
+      </w:r>
+      <w:r>
+        <w:rPr>
+          <w:b w:val="0"/>
+        </w:rPr>
+        <w:t xml:space="preserve"> more varied examples can be harder.</w:t>
+      </w:r>
+    </w:p>
+    <w:p>
+      <w:pPr>
+        <w:spacing w:line="336" w:lineRule="auto" w:after="180"/>
+      </w:pPr>
+      <w:r>
+        <w:rPr>
+          <w:b w:val="0"/>
+        </w:rPr>
+        <w:t xml:space="preserve">Before continuing, underline the decision rule and circle the </w:t>
+      </w:r>
+      <w:r>
+        <w:rPr>
+          <w:b/>
+        </w:rPr>
+        <w:t>evidence</w:t>
+      </w:r>
+      <w:r>
+        <w:rPr>
+          <w:b w:val="0"/>
+        </w:rPr>
+        <w:t xml:space="preserve"> that supports the conclusion. Explain the example to a partner without replacing the counts or conditions with a stronger claim.</w:t>
+      </w:r>
+    </w:p>
+    <w:p>
+      <w:pPr>
+        <w:spacing w:line="336" w:lineRule="auto" w:after="180"/>
+      </w:pPr>
+      <w:r>
+        <w:rPr>
+          <w:b w:val="0"/>
+        </w:rPr>
+        <w:t>Keep the distinction between an observed result and a proposed next step.</w:t>
       </w:r>
     </w:p>
     <w:p>
@@ -470,8 +1310,26 @@
       </w:r>
     </w:p>
     <w:p>
-      <w:r>
-        <w:t>Point to the input, the deciding step and the result in this week’s visual. Explain the same step in ordinary words. A picture helps when you can say what each part represents.</w:t>
+      <w:pPr>
+        <w:spacing w:line="336" w:lineRule="auto" w:after="180"/>
+      </w:pPr>
+      <w:r>
+        <w:rPr>
+          <w:b w:val="0"/>
+        </w:rPr>
+        <w:t xml:space="preserve">Point to the </w:t>
+      </w:r>
+      <w:r>
+        <w:rPr>
+          <w:b/>
+        </w:rPr>
+        <w:t>input</w:t>
+      </w:r>
+      <w:r>
+        <w:rPr>
+          <w:b w:val="0"/>
+        </w:rPr>
+        <w:t>, the deciding step and the result in this week’s visual. Explain the same step in ordinary words. A picture helps when you can say what each part represents.</w:t>
       </w:r>
     </w:p>
     <w:p>
@@ -484,6 +1342,17 @@
     </w:p>
     <w:p>
       <w:r>
+        <w:t>Compare the supplied cases for Learning Curves. Identify the detail that changes the conclusion.</w:t>
+      </w:r>
+    </w:p>
+    <w:p>
+      <w:pPr>
+        <w:spacing w:line="336" w:lineRule="auto" w:after="180"/>
+      </w:pPr>
+      <w:r>
+        <w:rPr>
+          <w:b/>
+        </w:rPr>
         <w:t>EVALUATION DESIGN</w:t>
       </w:r>
     </w:p>
@@ -496,7 +1365,13 @@
       </w:r>
     </w:p>
     <w:p>
-      <w:r>
+      <w:pPr>
+        <w:spacing w:line="336" w:lineRule="auto" w:after="180"/>
+      </w:pPr>
+      <w:r>
+        <w:rPr>
+          <w:b w:val="0"/>
+        </w:rPr>
         <w:t>A system is not understood until it survives more than one comfortable example.</w:t>
       </w:r>
     </w:p>
@@ -645,32 +1520,91 @@
       </w:r>
     </w:p>
     <w:p>
-      <w:r>
+      <w:pPr>
+        <w:spacing w:line="336" w:lineRule="auto" w:after="180"/>
+      </w:pPr>
+      <w:r>
+        <w:rPr>
+          <w:b w:val="0"/>
+        </w:rPr>
         <w:t>NORMAL  Expected data and expected behavior.</w:t>
       </w:r>
     </w:p>
     <w:p>
-      <w:r>
-        <w:t>BOUNDARY  Value close to a threshold, ambiguous label, or uncertain prediction.</w:t>
-      </w:r>
-    </w:p>
-    <w:p>
-      <w:r>
+      <w:pPr>
+        <w:pStyle w:val="Heading3"/>
+      </w:pPr>
+      <w:r>
+        <w:t>Keep this boundary clear</w:t>
+      </w:r>
+    </w:p>
+    <w:p>
+      <w:pPr>
+        <w:spacing w:line="336" w:lineRule="auto" w:after="180"/>
+        <w:shd w:fill="FFF5E6"/>
+      </w:pPr>
+      <w:r>
+        <w:rPr>
+          <w:b w:val="0"/>
+        </w:rPr>
+        <w:t xml:space="preserve">BOUNDARY  Value close to a threshold, ambiguous label, or uncertain </w:t>
+      </w:r>
+      <w:r>
+        <w:rPr>
+          <w:b/>
+        </w:rPr>
+        <w:t>prediction</w:t>
+      </w:r>
+      <w:r>
+        <w:rPr>
+          <w:b w:val="0"/>
+        </w:rPr>
+        <w:t>.</w:t>
+      </w:r>
+    </w:p>
+    <w:p>
+      <w:pPr>
+        <w:spacing w:line="336" w:lineRule="auto" w:after="180"/>
+      </w:pPr>
+      <w:r>
+        <w:rPr>
+          <w:b w:val="0"/>
+        </w:rPr>
         <w:t>MISSING  Necessary field, label, source, or measurement is unavailable.</w:t>
       </w:r>
     </w:p>
     <w:p>
-      <w:r>
+      <w:pPr>
+        <w:spacing w:line="336" w:lineRule="auto" w:after="180"/>
+      </w:pPr>
+      <w:r>
+        <w:rPr>
+          <w:b w:val="0"/>
+        </w:rPr>
         <w:t>SHIFTED  New lighting, species, device, subgroup, or time condition.</w:t>
       </w:r>
     </w:p>
     <w:p>
-      <w:r>
+      <w:pPr>
+        <w:spacing w:line="336" w:lineRule="auto" w:after="180"/>
+        <w:shd w:fill="FFF5E6"/>
+      </w:pPr>
+      <w:r>
+        <w:rPr>
+          <w:b w:val="0"/>
+        </w:rPr>
         <w:t>RELEASE RULE  Passing one case never proves generalization. Predefine expected behavior for all four categories.</w:t>
       </w:r>
     </w:p>
     <w:p>
-      <w:r>
+      <w:pPr>
+        <w:spacing w:line="336" w:lineRule="auto" w:after="180"/>
+        <w:shd w:fill="F5F1FB"/>
+      </w:pPr>
+      <w:r>
+        <w:rPr>
+          <w:b w:val="0"/>
+        </w:rPr>
         <w:t>Which case most threatens today's claim, and why?</w:t>
       </w:r>
     </w:p>
@@ -683,18 +1617,81 @@
       </w:r>
     </w:p>
     <w:p>
-      <w:r>
+      <w:pPr>
+        <w:pStyle w:val="Heading3"/>
+      </w:pPr>
+      <w:r>
+        <w:t>Change one thing</w:t>
+      </w:r>
+    </w:p>
+    <w:p>
+      <w:pPr>
+        <w:spacing w:line="336" w:lineRule="auto" w:after="180"/>
+        <w:shd w:fill="F5F1FB"/>
+      </w:pPr>
+      <w:r>
+        <w:rPr>
+          <w:b w:val="0"/>
+        </w:rPr>
         <w:t>Change: A30-plant experiment gives errors [4, 4, 4].</w:t>
       </w:r>
     </w:p>
     <w:p>
-      <w:r>
-        <w:t>Prediction: Mean remains4; this additional size does not improve the observed mean over20 plants.</w:t>
-      </w:r>
-    </w:p>
-    <w:p>
-      <w:r>
-        <w:t>Reason: Learning curves are measured patterns, not a guarantee of improvement at every data size.</w:t>
+      <w:pPr>
+        <w:pStyle w:val="Heading3"/>
+      </w:pPr>
+      <w:r>
+        <w:t>Predicted result</w:t>
+      </w:r>
+    </w:p>
+    <w:p>
+      <w:pPr>
+        <w:spacing w:line="336" w:lineRule="auto" w:after="180"/>
+        <w:shd w:fill="F1F6FC"/>
+      </w:pPr>
+      <w:r>
+        <w:rPr>
+          <w:b/>
+        </w:rPr>
+        <w:t>Prediction</w:t>
+      </w:r>
+      <w:r>
+        <w:rPr>
+          <w:b w:val="0"/>
+        </w:rPr>
+        <w:t>: Mean remains4; this additional size does not improve the observed mean over20 plants.</w:t>
+      </w:r>
+    </w:p>
+    <w:p>
+      <w:pPr>
+        <w:pStyle w:val="Heading3"/>
+      </w:pPr>
+      <w:r>
+        <w:t>Why the result follows</w:t>
+      </w:r>
+    </w:p>
+    <w:p>
+      <w:pPr>
+        <w:spacing w:line="336" w:lineRule="auto" w:after="180"/>
+        <w:shd w:fill="F1F6FC"/>
+      </w:pPr>
+      <w:r>
+        <w:rPr>
+          <w:b w:val="0"/>
+        </w:rPr>
+        <w:t xml:space="preserve">Reason: </w:t>
+      </w:r>
+      <w:r>
+        <w:rPr>
+          <w:b/>
+        </w:rPr>
+        <w:t>Learning curve</w:t>
+      </w:r>
+      <w:r>
+        <w:rPr>
+          <w:b w:val="0"/>
+        </w:rPr>
+        <w:t>s are measured patterns, not a guarantee of improvement at every data size.</w:t>
       </w:r>
     </w:p>
     <w:p>
@@ -707,6 +1704,17 @@
     </w:p>
     <w:p>
       <w:r>
+        <w:t>Use the vocabulary of Learning Curves to explain a concrete decision, rather than only memorising definitions.</w:t>
+      </w:r>
+    </w:p>
+    <w:p>
+      <w:pPr>
+        <w:spacing w:line="336" w:lineRule="auto" w:after="180"/>
+      </w:pPr>
+      <w:r>
+        <w:rPr>
+          <w:b/>
+        </w:rPr>
         <w:t>VOCABULARY</w:t>
       </w:r>
     </w:p>
@@ -719,7 +1727,13 @@
       </w:r>
     </w:p>
     <w:p>
-      <w:r>
+      <w:pPr>
+        <w:spacing w:line="336" w:lineRule="auto" w:after="180"/>
+      </w:pPr>
+      <w:r>
+        <w:rPr>
+          <w:b w:val="0"/>
+        </w:rPr>
         <w:t>A definition matters when it lets you interpret a new dataset, model, or result.</w:t>
       </w:r>
     </w:p>
@@ -1035,12 +2049,37 @@
       </w:tr>
     </w:tbl>
     <w:p>
-      <w:r>
-        <w:t>MISCONCEPTION TO REPAIR  Every learning curve that rises proves more data will solve the problem.</w:t>
-      </w:r>
-    </w:p>
-    <w:p>
-      <w:r>
+      <w:pPr>
+        <w:spacing w:line="336" w:lineRule="auto" w:after="180"/>
+        <w:shd w:fill="FFF5E6"/>
+      </w:pPr>
+      <w:r>
+        <w:rPr>
+          <w:b w:val="0"/>
+        </w:rPr>
+        <w:t xml:space="preserve">MISCONCEPTION TO REPAIR  Every </w:t>
+      </w:r>
+      <w:r>
+        <w:rPr>
+          <w:b/>
+        </w:rPr>
+        <w:t>learning curve</w:t>
+      </w:r>
+      <w:r>
+        <w:rPr>
+          <w:b w:val="0"/>
+        </w:rPr>
+        <w:t xml:space="preserve"> that rises proves more data will solve the problem.</w:t>
+      </w:r>
+    </w:p>
+    <w:p>
+      <w:pPr>
+        <w:spacing w:line="336" w:lineRule="auto" w:after="180"/>
+      </w:pPr>
+      <w:r>
+        <w:rPr>
+          <w:b w:val="0"/>
+        </w:rPr>
         <w:t>Repair the claim using a definition, calculation, or test record:</w:t>
       </w:r>
     </w:p>
@@ -1186,7 +2225,24 @@
     </w:p>
     <w:p>
       <w:r>
-        <w:t>WORKED EVIDENCE</w:t>
+        <w:t>Follow the worked trace for Learning Curves, predict a step, then compare with its explanation.</w:t>
+      </w:r>
+    </w:p>
+    <w:p>
+      <w:pPr>
+        <w:spacing w:line="336" w:lineRule="auto" w:after="180"/>
+      </w:pPr>
+      <w:r>
+        <w:rPr>
+          <w:b/>
+        </w:rPr>
+        <w:t xml:space="preserve">WORKED </w:t>
+      </w:r>
+      <w:r>
+        <w:rPr>
+          <w:b/>
+        </w:rPr>
+        <w:t>EVIDENCE</w:t>
       </w:r>
     </w:p>
     <w:p>
@@ -1198,8 +2254,26 @@
       </w:r>
     </w:p>
     <w:p>
-      <w:r>
-        <w:t>Predict first. Then check each step. A correct answer without visible evidence cannot be audited.</w:t>
+      <w:pPr>
+        <w:spacing w:line="336" w:lineRule="auto" w:after="180"/>
+      </w:pPr>
+      <w:r>
+        <w:rPr>
+          <w:b w:val="0"/>
+        </w:rPr>
+        <w:t xml:space="preserve">Predict first. Then check each step. A correct answer without visible </w:t>
+      </w:r>
+      <w:r>
+        <w:rPr>
+          <w:b/>
+        </w:rPr>
+        <w:t>evidence</w:t>
+      </w:r>
+      <w:r>
+        <w:rPr>
+          <w:b w:val="0"/>
+        </w:rPr>
+        <w:t xml:space="preserve"> cannot be audited.</w:t>
       </w:r>
     </w:p>
     <w:p>
@@ -1239,33 +2313,154 @@
       </w:r>
     </w:p>
     <w:p>
-      <w:r>
-        <w:t>STEP 1  Both train and validation scores are low and close: likely underfitting.</w:t>
-      </w:r>
-    </w:p>
-    <w:p>
-      <w:r>
-        <w:t>STEP 2  Train high, validation much lower: likely high variance or overfitting.</w:t>
-      </w:r>
-    </w:p>
-    <w:p>
-      <w:r>
+      <w:pPr>
+        <w:pStyle w:val="Heading3"/>
+      </w:pPr>
+      <w:r>
+        <w:t>Step 1</w:t>
+      </w:r>
+    </w:p>
+    <w:p>
+      <w:pPr>
+        <w:spacing w:line="336" w:lineRule="auto" w:after="180"/>
+        <w:shd w:fill="F4F9FC"/>
+      </w:pPr>
+      <w:r>
+        <w:rPr>
+          <w:b w:val="0"/>
+        </w:rPr>
+        <w:t>STEP 1  Both train and validation scores are low and close: likely under</w:t>
+      </w:r>
+      <w:r>
+        <w:rPr>
+          <w:b/>
+        </w:rPr>
+        <w:t>fitting</w:t>
+      </w:r>
+      <w:r>
+        <w:rPr>
+          <w:b w:val="0"/>
+        </w:rPr>
+        <w:t>.</w:t>
+      </w:r>
+    </w:p>
+    <w:p>
+      <w:pPr>
+        <w:pStyle w:val="Heading3"/>
+      </w:pPr>
+      <w:r>
+        <w:t>Step 2</w:t>
+      </w:r>
+    </w:p>
+    <w:p>
+      <w:pPr>
+        <w:spacing w:line="336" w:lineRule="auto" w:after="180"/>
+        <w:shd w:fill="F4F9FC"/>
+      </w:pPr>
+      <w:r>
+        <w:rPr>
+          <w:b w:val="0"/>
+        </w:rPr>
+        <w:t xml:space="preserve">STEP 2  Train high, validation much lower: likely high </w:t>
+      </w:r>
+      <w:r>
+        <w:rPr>
+          <w:b/>
+        </w:rPr>
+        <w:t>variance</w:t>
+      </w:r>
+      <w:r>
+        <w:rPr>
+          <w:b w:val="0"/>
+        </w:rPr>
+        <w:t xml:space="preserve"> or over</w:t>
+      </w:r>
+      <w:r>
+        <w:rPr>
+          <w:b/>
+        </w:rPr>
+        <w:t>fitting</w:t>
+      </w:r>
+      <w:r>
+        <w:rPr>
+          <w:b w:val="0"/>
+        </w:rPr>
+        <w:t>.</w:t>
+      </w:r>
+    </w:p>
+    <w:p>
+      <w:pPr>
+        <w:pStyle w:val="Heading3"/>
+      </w:pPr>
+      <w:r>
+        <w:t>Step 3</w:t>
+      </w:r>
+    </w:p>
+    <w:p>
+      <w:pPr>
+        <w:spacing w:line="336" w:lineRule="auto" w:after="180"/>
+        <w:shd w:fill="F4F9FC"/>
+      </w:pPr>
+      <w:r>
+        <w:rPr>
+          <w:b w:val="0"/>
+        </w:rPr>
         <w:t>STEP 3  Validation improves as data grows and gap narrows: more representative data may help.</w:t>
       </w:r>
     </w:p>
     <w:p>
-      <w:r>
+      <w:pPr>
+        <w:pStyle w:val="Heading3"/>
+      </w:pPr>
+      <w:r>
+        <w:t>Step 4</w:t>
+      </w:r>
+    </w:p>
+    <w:p>
+      <w:pPr>
+        <w:spacing w:line="336" w:lineRule="auto" w:after="180"/>
+        <w:shd w:fill="F4F9FC"/>
+      </w:pPr>
+      <w:r>
+        <w:rPr>
+          <w:b w:val="0"/>
+        </w:rPr>
         <w:t>STEP 4  Curves suggest hypotheses; confirm with controlled experiments and error slices.</w:t>
       </w:r>
     </w:p>
     <w:p>
-      <w:r>
+      <w:pPr>
+        <w:spacing w:line="336" w:lineRule="auto" w:after="180"/>
+        <w:shd w:fill="EDF7F3"/>
+      </w:pPr>
+      <w:r>
+        <w:rPr>
+          <w:b w:val="0"/>
+        </w:rPr>
         <w:t>CHECK  Verify the denominator, unit, split, class definition, and data version before interpreting a score.</w:t>
       </w:r>
     </w:p>
     <w:p>
-      <w:r>
-        <w:t>Recalculate, retrace, or restate the evidence independently:</w:t>
+      <w:pPr>
+        <w:spacing w:line="336" w:lineRule="auto" w:after="180"/>
+      </w:pPr>
+      <w:r>
+        <w:rPr>
+          <w:b w:val="0"/>
+        </w:rPr>
+        <w:t xml:space="preserve">Recalculate, retrace, or restate the </w:t>
+      </w:r>
+      <w:r>
+        <w:rPr>
+          <w:b/>
+        </w:rPr>
+        <w:t>evidence</w:t>
+      </w:r>
+      <w:r>
+        <w:rPr>
+          <w:b w:val="0"/>
+        </w:rPr>
+        <w:t xml:space="preserve"> independently:</w:t>
       </w:r>
     </w:p>
     <w:p>
@@ -1469,7 +2664,13 @@
       </w:r>
     </w:p>
     <w:p>
-      <w:r>
+      <w:pPr>
+        <w:spacing w:line="336" w:lineRule="auto" w:after="180"/>
+      </w:pPr>
+      <w:r>
+        <w:rPr>
+          <w:b w:val="0"/>
+        </w:rPr>
         <w:t>Cover the result before checking it. Say what is given, choose the procedure, and follow one step at a time. Then uncover the result and explain your first mismatch. Ask why a step is allowed, not only what number it produces.</w:t>
       </w:r>
     </w:p>
@@ -1482,8 +2683,38 @@
       </w:r>
     </w:p>
     <w:p>
-      <w:r>
-        <w:t>Read a learning curve with repeated-run spread rather than drawing a certainty arrow.</w:t>
+      <w:pPr>
+        <w:spacing w:line="336" w:lineRule="auto" w:after="180"/>
+      </w:pPr>
+      <w:r>
+        <w:rPr>
+          <w:b w:val="0"/>
+        </w:rPr>
+        <w:t xml:space="preserve">Read a </w:t>
+      </w:r>
+      <w:r>
+        <w:rPr>
+          <w:b/>
+        </w:rPr>
+        <w:t>learning curve</w:t>
+      </w:r>
+      <w:r>
+        <w:rPr>
+          <w:b w:val="0"/>
+        </w:rPr>
+        <w:t xml:space="preserve"> with </w:t>
+      </w:r>
+      <w:r>
+        <w:rPr>
+          <w:b/>
+        </w:rPr>
+        <w:t>repeat</w:t>
+      </w:r>
+      <w:r>
+        <w:rPr>
+          <w:b w:val="0"/>
+        </w:rPr>
+        <w:t>ed-run spread rather than drawing a certainty arrow.</w:t>
       </w:r>
     </w:p>
     <w:p>
@@ -1495,13 +2726,67 @@
       </w:r>
     </w:p>
     <w:p>
-      <w:r>
-        <w:t>At 10 training plants validation errors across3 runs are [6, 5, 7]; at 20 plants errors [4, 5, 3], on the same 10-case validation set.</w:t>
-      </w:r>
-    </w:p>
-    <w:p>
-      <w:r>
-        <w:t>All inputs and outcomes in this worked example are invented classroom data; no real model run is claimed.</w:t>
+      <w:pPr>
+        <w:pStyle w:val="Heading3"/>
+      </w:pPr>
+      <w:r>
+        <w:t>Supplied facts</w:t>
+      </w:r>
+    </w:p>
+    <w:p>
+      <w:pPr>
+        <w:spacing w:line="336" w:lineRule="auto" w:after="180"/>
+        <w:shd w:fill="F1F6FC"/>
+      </w:pPr>
+      <w:r>
+        <w:rPr>
+          <w:b w:val="0"/>
+        </w:rPr>
+        <w:t xml:space="preserve">At 10 </w:t>
+      </w:r>
+      <w:r>
+        <w:rPr>
+          <w:b/>
+        </w:rPr>
+        <w:t>training</w:t>
+      </w:r>
+      <w:r>
+        <w:rPr>
+          <w:b w:val="0"/>
+        </w:rPr>
+        <w:t xml:space="preserve"> plants validation errors across3 runs are [6, 5, 7]; at 20 plants errors [4, 5, 3], on the same 10-case validation set.</w:t>
+      </w:r>
+    </w:p>
+    <w:p>
+      <w:pPr>
+        <w:pStyle w:val="Heading3"/>
+      </w:pPr>
+      <w:r>
+        <w:t>Supplied facts</w:t>
+      </w:r>
+    </w:p>
+    <w:p>
+      <w:pPr>
+        <w:spacing w:line="336" w:lineRule="auto" w:after="180"/>
+        <w:shd w:fill="F1F6FC"/>
+      </w:pPr>
+      <w:r>
+        <w:rPr>
+          <w:b w:val="0"/>
+        </w:rPr>
+        <w:t xml:space="preserve">All </w:t>
+      </w:r>
+      <w:r>
+        <w:rPr>
+          <w:b/>
+        </w:rPr>
+        <w:t>input</w:t>
+      </w:r>
+      <w:r>
+        <w:rPr>
+          <w:b w:val="0"/>
+        </w:rPr>
+        <w:t>s and outcomes in this worked example are invented classroom data; no real model run is claimed.</w:t>
       </w:r>
     </w:p>
     <w:p>
@@ -1664,30 +2949,150 @@
       </w:r>
     </w:p>
     <w:p>
-      <w:r>
-        <w:t>Read the picture in order. More training plants improved the average in these supplied runs; variability remains. The arrows show which recorded input or intermediate result each decision uses. Explain the deciding step aloud before checking the changed case; pointing to the final answer alone does not show how it follows.</w:t>
-      </w:r>
-    </w:p>
-    <w:p>
       <w:pPr>
         <w:pStyle w:val="Heading3"/>
       </w:pPr>
       <w:r>
+        <w:t>Why the result follows</w:t>
+      </w:r>
+    </w:p>
+    <w:p>
+      <w:pPr>
+        <w:spacing w:line="336" w:lineRule="auto" w:after="180"/>
+        <w:shd w:fill="F1F6FC"/>
+      </w:pPr>
+      <w:r>
+        <w:rPr>
+          <w:b w:val="0"/>
+        </w:rPr>
+        <w:t xml:space="preserve">Read the picture in order. More </w:t>
+      </w:r>
+      <w:r>
+        <w:rPr>
+          <w:b/>
+        </w:rPr>
+        <w:t>training</w:t>
+      </w:r>
+      <w:r>
+        <w:rPr>
+          <w:b w:val="0"/>
+        </w:rPr>
+        <w:t xml:space="preserve"> plants improved the average in these supplied runs; </w:t>
+      </w:r>
+      <w:r>
+        <w:rPr>
+          <w:b/>
+        </w:rPr>
+        <w:t>variability</w:t>
+      </w:r>
+      <w:r>
+        <w:rPr>
+          <w:b w:val="0"/>
+        </w:rPr>
+        <w:t xml:space="preserve"> remains. The arrows show which recorded </w:t>
+      </w:r>
+      <w:r>
+        <w:rPr>
+          <w:b/>
+        </w:rPr>
+        <w:t>input</w:t>
+      </w:r>
+      <w:r>
+        <w:rPr>
+          <w:b w:val="0"/>
+        </w:rPr>
+        <w:t xml:space="preserve"> or intermediate result each decision uses.</w:t>
+      </w:r>
+    </w:p>
+    <w:p>
+      <w:pPr>
+        <w:spacing w:line="336" w:lineRule="auto" w:after="180"/>
+        <w:shd w:fill="F1F6FC"/>
+      </w:pPr>
+      <w:r>
+        <w:rPr>
+          <w:b w:val="0"/>
+        </w:rPr>
+        <w:t>Explain the deciding step aloud before checking the changed case; pointing to the final answer alone does not show how it follows.</w:t>
+      </w:r>
+    </w:p>
+    <w:p>
+      <w:pPr>
+        <w:pStyle w:val="Heading3"/>
+      </w:pPr>
+      <w:r>
         <w:t>What this example does not establish</w:t>
       </w:r>
     </w:p>
     <w:p>
-      <w:r>
+      <w:pPr>
+        <w:pStyle w:val="Heading3"/>
+      </w:pPr>
+      <w:r>
+        <w:t>Keep the stated limit</w:t>
+      </w:r>
+    </w:p>
+    <w:p>
+      <w:pPr>
+        <w:spacing w:line="336" w:lineRule="auto" w:after="180"/>
+        <w:shd w:fill="FFF5E6"/>
+      </w:pPr>
+      <w:r>
+        <w:rPr>
+          <w:b w:val="0"/>
+        </w:rPr>
         <w:t>These toy runs do not establish that data quantity alone caused improvement; collection quality and conditions matter.</w:t>
       </w:r>
     </w:p>
     <w:p>
-      <w:r>
-        <w:t>Read the labelled picture: What comparison is valid if the validation set changes between sizes? Point to the relevant step in the picture, then write the changed result and the rule or evidence that supports it.</w:t>
-      </w:r>
-    </w:p>
-    <w:p>
-      <w:r>
+      <w:pPr>
+        <w:pStyle w:val="Heading3"/>
+      </w:pPr>
+      <w:r>
+        <w:t>Keep the stated limit</w:t>
+      </w:r>
+    </w:p>
+    <w:p>
+      <w:pPr>
+        <w:spacing w:line="336" w:lineRule="auto" w:after="180"/>
+        <w:shd w:fill="FFF5E6"/>
+      </w:pPr>
+      <w:r>
+        <w:rPr>
+          <w:b w:val="0"/>
+        </w:rPr>
+        <w:t xml:space="preserve">Read the labelled picture: What comparison is valid if the validation set changes between sizes? Point to the relevant step in the picture, then write the changed result and the rule or </w:t>
+      </w:r>
+      <w:r>
+        <w:rPr>
+          <w:b/>
+        </w:rPr>
+        <w:t>evidence</w:t>
+      </w:r>
+      <w:r>
+        <w:rPr>
+          <w:b w:val="0"/>
+        </w:rPr>
+        <w:t xml:space="preserve"> that supports it.</w:t>
+      </w:r>
+    </w:p>
+    <w:p>
+      <w:pPr>
+        <w:pStyle w:val="Heading3"/>
+      </w:pPr>
+      <w:r>
+        <w:t>Keep the stated limit</w:t>
+      </w:r>
+    </w:p>
+    <w:p>
+      <w:pPr>
+        <w:spacing w:line="336" w:lineRule="auto" w:after="180"/>
+        <w:shd w:fill="FFF5E6"/>
+      </w:pPr>
+      <w:r>
+        <w:rPr>
+          <w:b w:val="0"/>
+        </w:rPr>
         <w:t>Change one thing: A30-plant experiment gives errors [4, 4, 4]. Predict the result before checking the explanation. What remains the same?</w:t>
       </w:r>
     </w:p>
@@ -1701,6 +3106,26 @@
     </w:p>
     <w:p>
       <w:r>
+        <w:t>Find the unsupported step in the Learning Curves claim and explain a repair using the supplied evidence.</w:t>
+      </w:r>
+    </w:p>
+    <w:p>
+      <w:pPr>
+        <w:pStyle w:val="Heading3"/>
+      </w:pPr>
+      <w:r>
+        <w:t>Find the first error</w:t>
+      </w:r>
+    </w:p>
+    <w:p>
+      <w:pPr>
+        <w:spacing w:line="336" w:lineRule="auto" w:after="180"/>
+        <w:shd w:fill="FFF5E6"/>
+      </w:pPr>
+      <w:r>
+        <w:rPr>
+          <w:b w:val="0"/>
+        </w:rPr>
         <w:t>ERROR DETECTIVE</w:t>
       </w:r>
     </w:p>
@@ -1713,7 +3138,13 @@
       </w:r>
     </w:p>
     <w:p>
-      <w:r>
+      <w:pPr>
+        <w:spacing w:line="336" w:lineRule="auto" w:after="180"/>
+      </w:pPr>
+      <w:r>
+        <w:rPr>
+          <w:b w:val="0"/>
+        </w:rPr>
         <w:t>Do not patch the answer. Find the earliest unsupported assumption, data problem, or experiment error.</w:t>
       </w:r>
     </w:p>
@@ -1964,12 +3395,37 @@
       </w:tr>
     </w:tbl>
     <w:p>
-      <w:r>
-        <w:t>CLAIM TO CHALLENGE  Every learning curve that rises proves more data will solve the problem.</w:t>
-      </w:r>
-    </w:p>
-    <w:p>
-      <w:r>
+      <w:pPr>
+        <w:spacing w:line="336" w:lineRule="auto" w:after="180"/>
+        <w:shd w:fill="FFF5E6"/>
+      </w:pPr>
+      <w:r>
+        <w:rPr>
+          <w:b w:val="0"/>
+        </w:rPr>
+        <w:t xml:space="preserve">CLAIM TO CHALLENGE  Every </w:t>
+      </w:r>
+      <w:r>
+        <w:rPr>
+          <w:b/>
+        </w:rPr>
+        <w:t>learning curve</w:t>
+      </w:r>
+      <w:r>
+        <w:rPr>
+          <w:b w:val="0"/>
+        </w:rPr>
+        <w:t xml:space="preserve"> that rises proves more data will solve the problem.</w:t>
+      </w:r>
+    </w:p>
+    <w:p>
+      <w:pPr>
+        <w:spacing w:line="336" w:lineRule="auto" w:after="180"/>
+      </w:pPr>
+      <w:r>
+        <w:rPr>
+          <w:b w:val="0"/>
+        </w:rPr>
         <w:t>Diagnose one cause and name the cleanest next experiment:</w:t>
       </w:r>
     </w:p>
@@ -1982,8 +3438,25 @@
       </w:r>
     </w:p>
     <w:p>
-      <w:r>
-        <w:t>Collect additional data because it addresses a known coverage need, not merely to enlarge a count. When the curve stops improving, inspect labels, features and task suitability. Keep the final test reserved while planning these changes.</w:t>
+      <w:pPr>
+        <w:spacing w:line="336" w:lineRule="auto" w:after="180"/>
+      </w:pPr>
+      <w:r>
+        <w:rPr>
+          <w:b w:val="0"/>
+        </w:rPr>
+        <w:t>Collect additional data because it addresses a known coverage need, not merely to enlarge a count. When the curve stops improving, inspect labels, features and task suitability.</w:t>
+      </w:r>
+    </w:p>
+    <w:p>
+      <w:pPr>
+        <w:spacing w:line="336" w:lineRule="auto" w:after="180"/>
+      </w:pPr>
+      <w:r>
+        <w:rPr>
+          <w:b w:val="0"/>
+        </w:rPr>
+        <w:t>Keep the final test reserved while planning these changes.</w:t>
       </w:r>
     </w:p>
     <w:p>
@@ -2024,6 +3497,17 @@
     </w:p>
     <w:p>
       <w:r>
+        <w:t>Practise Learning Curves with support, then explain the deciding step in your own words.</w:t>
+      </w:r>
+    </w:p>
+    <w:p>
+      <w:pPr>
+        <w:spacing w:line="336" w:lineRule="auto" w:after="180"/>
+      </w:pPr>
+      <w:r>
+        <w:rPr>
+          <w:b/>
+        </w:rPr>
         <w:t>ML STUDIO</w:t>
       </w:r>
     </w:p>
@@ -2036,7 +3520,13 @@
       </w:r>
     </w:p>
     <w:p>
-      <w:r>
+      <w:pPr>
+        <w:spacing w:line="336" w:lineRule="auto" w:after="180"/>
+      </w:pPr>
+      <w:r>
+        <w:rPr>
+          <w:b w:val="0"/>
+        </w:rPr>
         <w:t>A trustworthy result can be reproduced from the recorded data, code, settings, and evaluation rule.</w:t>
       </w:r>
     </w:p>
@@ -2085,37 +3575,106 @@
       </w:r>
     </w:p>
     <w:p>
-      <w:r>
+      <w:pPr>
+        <w:pStyle w:val="Heading3"/>
+      </w:pPr>
+      <w:r>
+        <w:t>Question to explain</w:t>
+      </w:r>
+    </w:p>
+    <w:p>
+      <w:pPr>
+        <w:spacing w:line="336" w:lineRule="auto" w:after="180"/>
+        <w:shd w:fill="F5F1FB"/>
+      </w:pPr>
+      <w:r>
+        <w:rPr>
+          <w:b w:val="0"/>
+        </w:rPr>
         <w:t>QUESTION + intended use + success threshold</w:t>
       </w:r>
     </w:p>
     <w:p>
-      <w:r>
+      <w:pPr>
+        <w:spacing w:line="336" w:lineRule="auto" w:after="180"/>
+      </w:pPr>
+      <w:r>
+        <w:rPr>
+          <w:b w:val="0"/>
+        </w:rPr>
         <w:t>DATA version + grouped split + leakage check</w:t>
       </w:r>
     </w:p>
     <w:p>
-      <w:r>
-        <w:t>CODE/preprocessing + features + model + settings + seed</w:t>
-      </w:r>
-    </w:p>
-    <w:p>
-      <w:r>
+      <w:pPr>
+        <w:spacing w:line="336" w:lineRule="auto" w:after="180"/>
+      </w:pPr>
+      <w:r>
+        <w:rPr>
+          <w:b w:val="0"/>
+        </w:rPr>
+        <w:t>CODE/pre</w:t>
+      </w:r>
+      <w:r>
+        <w:rPr>
+          <w:b/>
+        </w:rPr>
+        <w:t>process</w:t>
+      </w:r>
+      <w:r>
+        <w:rPr>
+          <w:b w:val="0"/>
+        </w:rPr>
+        <w:t>ing + features + model + settings + seed</w:t>
+      </w:r>
+    </w:p>
+    <w:p>
+      <w:pPr>
+        <w:spacing w:line="336" w:lineRule="auto" w:after="180"/>
+      </w:pPr>
+      <w:r>
+        <w:rPr>
+          <w:b w:val="0"/>
+        </w:rPr>
         <w:t>METRICS + positive class + units + denominators</w:t>
       </w:r>
     </w:p>
     <w:p>
-      <w:r>
-        <w:t>PREDICTIONS + errors + subgroup slices + limitations</w:t>
-      </w:r>
-    </w:p>
-    <w:p>
-      <w:r>
+      <w:pPr>
+        <w:spacing w:line="336" w:lineRule="auto" w:after="180"/>
+      </w:pPr>
+      <w:r>
+        <w:rPr>
+          <w:b/>
+        </w:rPr>
+        <w:t>PREDICTION</w:t>
+      </w:r>
+      <w:r>
+        <w:rPr>
+          <w:b w:val="0"/>
+        </w:rPr>
+        <w:t>S + errors + subgroup slices + limitations</w:t>
+      </w:r>
+    </w:p>
+    <w:p>
+      <w:pPr>
+        <w:spacing w:line="336" w:lineRule="auto" w:after="180"/>
+      </w:pPr>
+      <w:r>
+        <w:rPr>
+          <w:b w:val="0"/>
+        </w:rPr>
         <w:t>HUMAN reviewer + release, revise, limit, or stop decision</w:t>
       </w:r>
     </w:p>
     <w:p>
-      <w:r>
+      <w:pPr>
+        <w:spacing w:line="336" w:lineRule="auto" w:after="180"/>
+      </w:pPr>
+      <w:r>
+        <w:rPr>
+          <w:b w:val="0"/>
+        </w:rPr>
         <w:t>Write the minimum record needed to reproduce today's result:</w:t>
       </w:r>
     </w:p>
@@ -2128,8 +3687,61 @@
       </w:r>
     </w:p>
     <w:p>
-      <w:r>
-        <w:t>Record the actual subset identifiers and seeds for every repeat. If the validation population changes at the same time as training size, label that as a different experiment rather than attributing the difference only to more training data.</w:t>
+      <w:pPr>
+        <w:spacing w:line="336" w:lineRule="auto" w:after="180"/>
+      </w:pPr>
+      <w:r>
+        <w:rPr>
+          <w:b w:val="0"/>
+        </w:rPr>
+        <w:t xml:space="preserve">Record the actual subset identifiers and seeds for every </w:t>
+      </w:r>
+      <w:r>
+        <w:rPr>
+          <w:b/>
+        </w:rPr>
+        <w:t>repeat</w:t>
+      </w:r>
+      <w:r>
+        <w:rPr>
+          <w:b w:val="0"/>
+        </w:rPr>
+        <w:t>.</w:t>
+      </w:r>
+    </w:p>
+    <w:p>
+      <w:pPr>
+        <w:spacing w:line="336" w:lineRule="auto" w:after="180"/>
+      </w:pPr>
+      <w:r>
+        <w:rPr>
+          <w:b w:val="0"/>
+        </w:rPr>
+        <w:t xml:space="preserve">If the validation population changes at the same time as </w:t>
+      </w:r>
+      <w:r>
+        <w:rPr>
+          <w:b/>
+        </w:rPr>
+        <w:t>training</w:t>
+      </w:r>
+      <w:r>
+        <w:rPr>
+          <w:b w:val="0"/>
+        </w:rPr>
+        <w:t xml:space="preserve"> size, label that as a different experiment rather than attributing the difference only to more </w:t>
+      </w:r>
+      <w:r>
+        <w:rPr>
+          <w:b/>
+        </w:rPr>
+        <w:t>training</w:t>
+      </w:r>
+      <w:r>
+        <w:rPr>
+          <w:b w:val="0"/>
+        </w:rPr>
+        <w:t xml:space="preserve"> data.</w:t>
       </w:r>
     </w:p>
     <w:p>
@@ -2141,8 +3753,50 @@
       </w:r>
     </w:p>
     <w:p>
-      <w:r>
-        <w:t>Use workbook W2 for the connected example “Learning curves and variability”. First fill the input and rule boxes. Try the middle steps before asking for a hint. After a hint, try the next step yourself.</w:t>
+      <w:pPr>
+        <w:spacing w:line="336" w:lineRule="auto" w:after="180"/>
+      </w:pPr>
+      <w:r>
+        <w:rPr>
+          <w:b w:val="0"/>
+        </w:rPr>
+        <w:t>Use workbook W2 for the connected example “</w:t>
+      </w:r>
+      <w:r>
+        <w:rPr>
+          <w:b/>
+        </w:rPr>
+        <w:t>Learning curve</w:t>
+      </w:r>
+      <w:r>
+        <w:rPr>
+          <w:b w:val="0"/>
+        </w:rPr>
+        <w:t xml:space="preserve">s and </w:t>
+      </w:r>
+      <w:r>
+        <w:rPr>
+          <w:b/>
+        </w:rPr>
+        <w:t>variability</w:t>
+      </w:r>
+      <w:r>
+        <w:rPr>
+          <w:b w:val="0"/>
+        </w:rPr>
+        <w:t xml:space="preserve">”. First fill the </w:t>
+      </w:r>
+      <w:r>
+        <w:rPr>
+          <w:b/>
+        </w:rPr>
+        <w:t>input</w:t>
+      </w:r>
+      <w:r>
+        <w:rPr>
+          <w:b w:val="0"/>
+        </w:rPr>
+        <w:t xml:space="preserve"> and rule boxes. Try the middle steps before asking for a hint. After a hint, try the next step yourself.</w:t>
       </w:r>
     </w:p>
     <w:tbl>
@@ -2225,7 +3879,13 @@
       </w:tr>
     </w:tbl>
     <w:p>
-      <w:r>
+      <w:pPr>
+        <w:spacing w:line="336" w:lineRule="auto" w:after="180"/>
+      </w:pPr>
+      <w:r>
+        <w:rPr>
+          <w:b w:val="0"/>
+        </w:rPr>
         <w:t>Explain your trace to a partner. Your partner points to one step to check. Swap roles on the next case. Each person writes their own explanation.</w:t>
       </w:r>
     </w:p>
@@ -2238,12 +3898,59 @@
       </w:r>
     </w:p>
     <w:p>
-      <w:r>
-        <w:t>Use the worked case for Learning curves and variability. Proposed explanation: “A final answer is enough”. Decide whether this explanation is supported. Point to the step or supplied fact that decides; explain your repair if needed.</w:t>
-      </w:r>
-    </w:p>
-    <w:p>
-      <w:r>
+      <w:pPr>
+        <w:spacing w:line="336" w:lineRule="auto" w:after="180"/>
+      </w:pPr>
+      <w:r>
+        <w:rPr>
+          <w:b w:val="0"/>
+        </w:rPr>
+        <w:t xml:space="preserve">Use the worked case for </w:t>
+      </w:r>
+      <w:r>
+        <w:rPr>
+          <w:b/>
+        </w:rPr>
+        <w:t>Learning curve</w:t>
+      </w:r>
+      <w:r>
+        <w:rPr>
+          <w:b w:val="0"/>
+        </w:rPr>
+        <w:t xml:space="preserve">s and </w:t>
+      </w:r>
+      <w:r>
+        <w:rPr>
+          <w:b/>
+        </w:rPr>
+        <w:t>variability</w:t>
+      </w:r>
+      <w:r>
+        <w:rPr>
+          <w:b w:val="0"/>
+        </w:rPr>
+        <w:t>. Proposed explanation: “A final answer is enough”. Decide whether this explanation is supported.</w:t>
+      </w:r>
+    </w:p>
+    <w:p>
+      <w:pPr>
+        <w:spacing w:line="336" w:lineRule="auto" w:after="180"/>
+      </w:pPr>
+      <w:r>
+        <w:rPr>
+          <w:b w:val="0"/>
+        </w:rPr>
+        <w:t>Point to the step or supplied fact that decides; explain your repair if needed.</w:t>
+      </w:r>
+    </w:p>
+    <w:p>
+      <w:pPr>
+        <w:spacing w:line="336" w:lineRule="auto" w:after="180"/>
+      </w:pPr>
+      <w:r>
+        <w:rPr>
+          <w:b w:val="0"/>
+        </w:rPr>
         <w:t>Answer on your own before discussion. If you are unsure, say which step you need help with.</w:t>
       </w:r>
     </w:p>
@@ -2256,8 +3963,26 @@
       </w:r>
     </w:p>
     <w:p>
-      <w:r>
-        <w:t>What comparison is valid if the validation set changes between sizes? Point to the relevant step in the picture, then write the changed result and the rule or evidence that supports it.</w:t>
+      <w:pPr>
+        <w:spacing w:line="336" w:lineRule="auto" w:after="180"/>
+      </w:pPr>
+      <w:r>
+        <w:rPr>
+          <w:b w:val="0"/>
+        </w:rPr>
+        <w:t xml:space="preserve">What comparison is valid if the validation set changes between sizes? Point to the relevant step in the picture, then write the changed result and the rule or </w:t>
+      </w:r>
+      <w:r>
+        <w:rPr>
+          <w:b/>
+        </w:rPr>
+        <w:t>evidence</w:t>
+      </w:r>
+      <w:r>
+        <w:rPr>
+          <w:b w:val="0"/>
+        </w:rPr>
+        <w:t xml:space="preserve"> that supports it.</w:t>
       </w:r>
     </w:p>
     <w:p>
@@ -2289,7 +4014,13 @@
       </w:r>
     </w:p>
     <w:p>
-      <w:r>
+      <w:pPr>
+        <w:spacing w:line="336" w:lineRule="auto" w:after="180"/>
+      </w:pPr>
+      <w:r>
+        <w:rPr>
+          <w:b w:val="0"/>
+        </w:rPr>
         <w:t>This is supported practice. Keep the separately named independent case for an attempt before feedback.</w:t>
       </w:r>
     </w:p>
@@ -2303,7 +4034,24 @@
     </w:p>
     <w:p>
       <w:r>
-        <w:t>EVIDENCE LAB</w:t>
+        <w:t>Investigate Learning Curves. Record the prediction, actual observation or labelled paper trace, explanation and next test separately.</w:t>
+      </w:r>
+    </w:p>
+    <w:p>
+      <w:pPr>
+        <w:spacing w:line="336" w:lineRule="auto" w:after="180"/>
+      </w:pPr>
+      <w:r>
+        <w:rPr>
+          <w:b/>
+        </w:rPr>
+        <w:t>EVIDENCE</w:t>
+      </w:r>
+      <w:r>
+        <w:rPr>
+          <w:b/>
+        </w:rPr>
+        <w:t xml:space="preserve"> LAB</w:t>
       </w:r>
     </w:p>
     <w:p>
@@ -2315,7 +4063,13 @@
       </w:r>
     </w:p>
     <w:p>
-      <w:r>
+      <w:pPr>
+        <w:spacing w:line="336" w:lineRule="auto" w:after="180"/>
+      </w:pPr>
+      <w:r>
+        <w:rPr>
+          <w:b w:val="0"/>
+        </w:rPr>
         <w:t>Keep the test conditions fixed, record every result, and change only one planned factor.</w:t>
       </w:r>
     </w:p>
@@ -2356,27 +4110,74 @@
       </w:r>
     </w:p>
     <w:p>
-      <w:r>
-        <w:t>1.  Write the hypothesis and expected evidence before running.</w:t>
-      </w:r>
-    </w:p>
-    <w:p>
-      <w:r>
+      <w:pPr>
+        <w:spacing w:line="336" w:lineRule="auto" w:after="180"/>
+        <w:shd w:fill="F4F9FC"/>
+      </w:pPr>
+      <w:r>
+        <w:rPr>
+          <w:b w:val="0"/>
+        </w:rPr>
+        <w:t xml:space="preserve">1.  Write the hypothesis and expected </w:t>
+      </w:r>
+      <w:r>
+        <w:rPr>
+          <w:b/>
+        </w:rPr>
+        <w:t>evidence</w:t>
+      </w:r>
+      <w:r>
+        <w:rPr>
+          <w:b w:val="0"/>
+        </w:rPr>
+        <w:t xml:space="preserve"> before running.</w:t>
+      </w:r>
+    </w:p>
+    <w:p>
+      <w:pPr>
+        <w:spacing w:line="336" w:lineRule="auto" w:after="180"/>
+        <w:shd w:fill="F4F9FC"/>
+      </w:pPr>
+      <w:r>
+        <w:rPr>
+          <w:b w:val="0"/>
+        </w:rPr>
         <w:t>2.  Curve Clinic: match three graphs to diagnoses, challenge each diagnosis, and propose the smallest informative experiment.</w:t>
       </w:r>
     </w:p>
     <w:p>
-      <w:r>
+      <w:pPr>
+        <w:spacing w:line="336" w:lineRule="auto" w:after="180"/>
+        <w:shd w:fill="F4F9FC"/>
+      </w:pPr>
+      <w:r>
+        <w:rPr>
+          <w:b w:val="0"/>
+        </w:rPr>
         <w:t>3.  Run one normal, one boundary, one missing, and one shifted case.</w:t>
       </w:r>
     </w:p>
     <w:p>
-      <w:r>
+      <w:pPr>
+        <w:spacing w:line="336" w:lineRule="auto" w:after="180"/>
+        <w:shd w:fill="F4F9FC"/>
+      </w:pPr>
+      <w:r>
+        <w:rPr>
+          <w:b w:val="0"/>
+        </w:rPr>
         <w:t>4.  Calculate the metric from raw counts or row-level errors.</w:t>
       </w:r>
     </w:p>
     <w:p>
-      <w:r>
+      <w:pPr>
+        <w:spacing w:line="336" w:lineRule="auto" w:after="180"/>
+        <w:shd w:fill="F4F9FC"/>
+      </w:pPr>
+      <w:r>
+        <w:rPr>
+          <w:b w:val="0"/>
+        </w:rPr>
         <w:t>5.  Interpret what changed, what did not, and what remains unsafe or unknown.</w:t>
       </w:r>
     </w:p>
@@ -2634,7 +4435,13 @@
       </w:r>
     </w:p>
     <w:p>
-      <w:r>
+      <w:pPr>
+        <w:spacing w:line="336" w:lineRule="auto" w:after="180"/>
+      </w:pPr>
+      <w:r>
+        <w:rPr>
+          <w:b w:val="0"/>
+        </w:rPr>
         <w:t>Before trying: what do I expect, and why? While trying: which step could first go wrong? Afterwards: what did I actually observe, and what should change? Keep “not run” if you only traced the procedure.</w:t>
       </w:r>
     </w:p>
@@ -2648,6 +4455,17 @@
     </w:p>
     <w:p>
       <w:r>
+        <w:t>Move from recall to tracing, diagnosis and transfer in Learning Curves. Explain why each step is justified.</w:t>
+      </w:r>
+    </w:p>
+    <w:p>
+      <w:pPr>
+        <w:spacing w:line="336" w:lineRule="auto" w:after="180"/>
+      </w:pPr>
+      <w:r>
+        <w:rPr>
+          <w:b/>
+        </w:rPr>
         <w:t>MASTERY</w:t>
       </w:r>
     </w:p>
@@ -2660,8 +4478,26 @@
       </w:r>
     </w:p>
     <w:p>
-      <w:r>
-        <w:t>Move upward only when you can produce evidence without copying the example.</w:t>
+      <w:pPr>
+        <w:spacing w:line="336" w:lineRule="auto" w:after="180"/>
+      </w:pPr>
+      <w:r>
+        <w:rPr>
+          <w:b w:val="0"/>
+        </w:rPr>
+        <w:t xml:space="preserve">Move upward only when you can produce </w:t>
+      </w:r>
+      <w:r>
+        <w:rPr>
+          <w:b/>
+        </w:rPr>
+        <w:t>evidence</w:t>
+      </w:r>
+      <w:r>
+        <w:rPr>
+          <w:b w:val="0"/>
+        </w:rPr>
+        <w:t xml:space="preserve"> without copying the example.</w:t>
       </w:r>
     </w:p>
     <w:p>
@@ -2701,42 +4537,179 @@
       </w:r>
     </w:p>
     <w:p>
-      <w:r>
-        <w:t>DEFINE  Use all four terms precisely: learning curve, bias, variance, plateau.</w:t>
-      </w:r>
-    </w:p>
-    <w:p>
-      <w:r>
-        <w:t>CALCULATE  Reproduce the worked evidence with units and denominator.</w:t>
-      </w:r>
-    </w:p>
-    <w:p>
-      <w:r>
+      <w:pPr>
+        <w:spacing w:line="336" w:lineRule="auto" w:after="180"/>
+      </w:pPr>
+      <w:r>
+        <w:rPr>
+          <w:b w:val="0"/>
+        </w:rPr>
+        <w:t xml:space="preserve">DEFINE  Use all four terms precisely: </w:t>
+      </w:r>
+      <w:r>
+        <w:rPr>
+          <w:b/>
+        </w:rPr>
+        <w:t>learning curve</w:t>
+      </w:r>
+      <w:r>
+        <w:rPr>
+          <w:b w:val="0"/>
+        </w:rPr>
+        <w:t xml:space="preserve">, </w:t>
+      </w:r>
+      <w:r>
+        <w:rPr>
+          <w:b/>
+        </w:rPr>
+        <w:t>bias</w:t>
+      </w:r>
+      <w:r>
+        <w:rPr>
+          <w:b w:val="0"/>
+        </w:rPr>
+        <w:t xml:space="preserve">, </w:t>
+      </w:r>
+      <w:r>
+        <w:rPr>
+          <w:b/>
+        </w:rPr>
+        <w:t>variance</w:t>
+      </w:r>
+      <w:r>
+        <w:rPr>
+          <w:b w:val="0"/>
+        </w:rPr>
+        <w:t xml:space="preserve">, </w:t>
+      </w:r>
+      <w:r>
+        <w:rPr>
+          <w:b/>
+        </w:rPr>
+        <w:t>plateau</w:t>
+      </w:r>
+      <w:r>
+        <w:rPr>
+          <w:b w:val="0"/>
+        </w:rPr>
+        <w:t>.</w:t>
+      </w:r>
+    </w:p>
+    <w:p>
+      <w:pPr>
+        <w:spacing w:line="336" w:lineRule="auto" w:after="180"/>
+      </w:pPr>
+      <w:r>
+        <w:rPr>
+          <w:b w:val="0"/>
+        </w:rPr>
+        <w:t xml:space="preserve">CALCULATE  Reproduce the worked </w:t>
+      </w:r>
+      <w:r>
+        <w:rPr>
+          <w:b/>
+        </w:rPr>
+        <w:t>evidence</w:t>
+      </w:r>
+      <w:r>
+        <w:rPr>
+          <w:b w:val="0"/>
+        </w:rPr>
+        <w:t xml:space="preserve"> with units and denominator.</w:t>
+      </w:r>
+    </w:p>
+    <w:p>
+      <w:pPr>
+        <w:spacing w:line="336" w:lineRule="auto" w:after="180"/>
+        <w:shd w:fill="F4F9FC"/>
+      </w:pPr>
+      <w:r>
+        <w:rPr>
+          <w:b w:val="0"/>
+        </w:rPr>
         <w:t>TRACE  Explain the data, code or decision path.</w:t>
       </w:r>
     </w:p>
     <w:p>
-      <w:r>
-        <w:t>DIAGNOSE  Every learning curve that rises proves more data will solve the problem.</w:t>
-      </w:r>
-    </w:p>
-    <w:p>
-      <w:r>
+      <w:pPr>
+        <w:spacing w:line="336" w:lineRule="auto" w:after="180"/>
+        <w:shd w:fill="F4F9FC"/>
+      </w:pPr>
+      <w:r>
+        <w:rPr>
+          <w:b w:val="0"/>
+        </w:rPr>
+        <w:t xml:space="preserve">DIAGNOSE  Every </w:t>
+      </w:r>
+      <w:r>
+        <w:rPr>
+          <w:b/>
+        </w:rPr>
+        <w:t>learning curve</w:t>
+      </w:r>
+      <w:r>
+        <w:rPr>
+          <w:b w:val="0"/>
+        </w:rPr>
+        <w:t xml:space="preserve"> that rises proves more data will solve the problem.</w:t>
+      </w:r>
+    </w:p>
+    <w:p>
+      <w:pPr>
+        <w:spacing w:line="336" w:lineRule="auto" w:after="180"/>
+        <w:shd w:fill="F4F9FC"/>
+      </w:pPr>
+      <w:r>
+        <w:rPr>
+          <w:b w:val="0"/>
+        </w:rPr>
         <w:t>TRANSFER  Solve a fresh dataset or model case.</w:t>
       </w:r>
     </w:p>
     <w:p>
-      <w:r>
-        <w:t>IMPROVE  Change one cause and rerun fixed evidence.</w:t>
-      </w:r>
-    </w:p>
-    <w:p>
-      <w:r>
+      <w:pPr>
+        <w:spacing w:line="336" w:lineRule="auto" w:after="180"/>
+      </w:pPr>
+      <w:r>
+        <w:rPr>
+          <w:b w:val="0"/>
+        </w:rPr>
+        <w:t xml:space="preserve">IMPROVE  Change one cause and rerun fixed </w:t>
+      </w:r>
+      <w:r>
+        <w:rPr>
+          <w:b/>
+        </w:rPr>
+        <w:t>evidence</w:t>
+      </w:r>
+      <w:r>
+        <w:rPr>
+          <w:b w:val="0"/>
+        </w:rPr>
+        <w:t>.</w:t>
+      </w:r>
+    </w:p>
+    <w:p>
+      <w:pPr>
+        <w:spacing w:line="336" w:lineRule="auto" w:after="180"/>
+        <w:shd w:fill="F4F9FC"/>
+      </w:pPr>
+      <w:r>
+        <w:rPr>
+          <w:b w:val="0"/>
+        </w:rPr>
         <w:t>DEFEND  State intended use, metric, limitation, and human responsibility.</w:t>
       </w:r>
     </w:p>
     <w:p>
-      <w:r>
+      <w:pPr>
+        <w:spacing w:line="336" w:lineRule="auto" w:after="180"/>
+        <w:shd w:fill="F1F6F8"/>
+      </w:pPr>
+      <w:r>
+        <w:rPr>
+          <w:b w:val="0"/>
+        </w:rPr>
         <w:t>MASTERY RULE  A coached calculation becomes mastery only after a different case is completed independently.</w:t>
       </w:r>
     </w:p>
@@ -2750,6 +4723,17 @@
     </w:p>
     <w:p>
       <w:r>
+        <w:t>Apply this week’s idea to Responsible Plant Classifier. Keep an annotated decision and the evidence supporting it.</w:t>
+      </w:r>
+    </w:p>
+    <w:p>
+      <w:pPr>
+        <w:spacing w:line="336" w:lineRule="auto" w:after="180"/>
+      </w:pPr>
+      <w:r>
+        <w:rPr>
+          <w:b/>
+        </w:rPr>
         <w:t>CUMULATIVE PROJECT</w:t>
       </w:r>
     </w:p>
@@ -2762,8 +4746,26 @@
       </w:r>
     </w:p>
     <w:p>
-      <w:r>
-        <w:t>Every week adds one reviewable artifact to the same evidence-based capstone.</w:t>
+      <w:pPr>
+        <w:spacing w:line="336" w:lineRule="auto" w:after="180"/>
+      </w:pPr>
+      <w:r>
+        <w:rPr>
+          <w:b w:val="0"/>
+        </w:rPr>
+        <w:t xml:space="preserve">Every week adds one reviewable artifact to the same </w:t>
+      </w:r>
+      <w:r>
+        <w:rPr>
+          <w:b/>
+        </w:rPr>
+        <w:t>evidence</w:t>
+      </w:r>
+      <w:r>
+        <w:rPr>
+          <w:b w:val="0"/>
+        </w:rPr>
+        <w:t>-based capstone.</w:t>
       </w:r>
     </w:p>
     <w:p>
@@ -2803,43 +4805,122 @@
       </w:r>
     </w:p>
     <w:p>
-      <w:r>
-        <w:t>THIS WEEK'S CHECKPOINT  Plot Plant Classifier train/validation performance at several training sizes and document the chosen next action.</w:t>
-      </w:r>
-    </w:p>
-    <w:p>
-      <w:r>
+      <w:pPr>
+        <w:spacing w:line="336" w:lineRule="auto" w:after="180"/>
+        <w:shd w:fill="EDF7F3"/>
+      </w:pPr>
+      <w:r>
+        <w:rPr>
+          <w:b w:val="0"/>
+        </w:rPr>
+        <w:t xml:space="preserve">THIS WEEK'S CHECKPOINT  Plot Plant Classifier train/validation performance at several </w:t>
+      </w:r>
+      <w:r>
+        <w:rPr>
+          <w:b/>
+        </w:rPr>
+        <w:t>training</w:t>
+      </w:r>
+      <w:r>
+        <w:rPr>
+          <w:b w:val="0"/>
+        </w:rPr>
+        <w:t xml:space="preserve"> sizes and document the chosen next action.</w:t>
+      </w:r>
+    </w:p>
+    <w:p>
+      <w:pPr>
+        <w:spacing w:line="336" w:lineRule="auto" w:after="180"/>
+        <w:shd w:fill="F5F1FB"/>
+      </w:pPr>
+      <w:r>
+        <w:rPr>
+          <w:b w:val="0"/>
+        </w:rPr>
         <w:t>Which requirement or risk does this artifact address?</w:t>
       </w:r>
     </w:p>
     <w:p>
-      <w:r>
+      <w:pPr>
+        <w:spacing w:line="336" w:lineRule="auto" w:after="180"/>
+        <w:shd w:fill="F5F1FB"/>
+      </w:pPr>
+      <w:r>
+        <w:rPr>
+          <w:b w:val="0"/>
+        </w:rPr>
         <w:t>Which dataset, split, code, and metric version does it use?</w:t>
       </w:r>
     </w:p>
     <w:p>
-      <w:r>
+      <w:pPr>
+        <w:spacing w:line="336" w:lineRule="auto" w:after="180"/>
+        <w:shd w:fill="F5F1FB"/>
+      </w:pPr>
+      <w:r>
+        <w:rPr>
+          <w:b w:val="0"/>
+        </w:rPr>
         <w:t>What normal and shifted cases were tested?</w:t>
       </w:r>
     </w:p>
     <w:p>
-      <w:r>
+      <w:pPr>
+        <w:spacing w:line="336" w:lineRule="auto" w:after="180"/>
+        <w:shd w:fill="F5F1FB"/>
+      </w:pPr>
+      <w:r>
+        <w:rPr>
+          <w:b w:val="0"/>
+        </w:rPr>
         <w:t>What remains uncertain or weak?</w:t>
       </w:r>
     </w:p>
     <w:p>
-      <w:r>
+      <w:pPr>
+        <w:spacing w:line="336" w:lineRule="auto" w:after="180"/>
+        <w:shd w:fill="F5F1FB"/>
+      </w:pPr>
+      <w:r>
+        <w:rPr>
+          <w:b w:val="0"/>
+        </w:rPr>
         <w:t>What decision still belongs to a teacher or qualified human?</w:t>
       </w:r>
     </w:p>
     <w:p>
-      <w:r>
+      <w:pPr>
+        <w:spacing w:line="336" w:lineRule="auto" w:after="180"/>
+        <w:shd w:fill="FFF5E6"/>
+      </w:pPr>
+      <w:r>
+        <w:rPr>
+          <w:b w:val="0"/>
+        </w:rPr>
         <w:t>RESPONSIBLE RELEASE  Never use this classroom prototype for medical, pesticide, agricultural, or other consequential decisions.</w:t>
       </w:r>
     </w:p>
     <w:p>
-      <w:r>
-        <w:t>My evidence-linked project decision:</w:t>
+      <w:pPr>
+        <w:spacing w:line="336" w:lineRule="auto" w:after="180"/>
+      </w:pPr>
+      <w:r>
+        <w:rPr>
+          <w:b w:val="0"/>
+        </w:rPr>
+        <w:t xml:space="preserve">My </w:t>
+      </w:r>
+      <w:r>
+        <w:rPr>
+          <w:b/>
+        </w:rPr>
+        <w:t>evidence</w:t>
+      </w:r>
+      <w:r>
+        <w:rPr>
+          <w:b w:val="0"/>
+        </w:rPr>
+        <w:t>-linked project decision:</w:t>
       </w:r>
     </w:p>
     <w:p>
@@ -2851,8 +4932,37 @@
       </w:r>
     </w:p>
     <w:p>
-      <w:r>
-        <w:t>For your Responsible Plant Classifier, save the input, procedure, observed result and limitation of this check. Label this worked example as practice; use a different, previously unreviewed case when checking independent understanding.</w:t>
+      <w:pPr>
+        <w:spacing w:line="336" w:lineRule="auto" w:after="180"/>
+      </w:pPr>
+      <w:r>
+        <w:rPr>
+          <w:b w:val="0"/>
+        </w:rPr>
+        <w:t xml:space="preserve">For your Responsible Plant Classifier, save the </w:t>
+      </w:r>
+      <w:r>
+        <w:rPr>
+          <w:b/>
+        </w:rPr>
+        <w:t>input</w:t>
+      </w:r>
+      <w:r>
+        <w:rPr>
+          <w:b w:val="0"/>
+        </w:rPr>
+        <w:t>, procedure, observed result and limitation of this check.</w:t>
+      </w:r>
+    </w:p>
+    <w:p>
+      <w:pPr>
+        <w:spacing w:line="336" w:lineRule="auto" w:after="180"/>
+      </w:pPr>
+      <w:r>
+        <w:rPr>
+          <w:b w:val="0"/>
+        </w:rPr>
+        <w:t>Label this worked example as practice; use a different, previously unreviewed case when checking independent understanding.</w:t>
       </w:r>
     </w:p>
     <w:p>
@@ -2865,6 +4975,17 @@
     </w:p>
     <w:p>
       <w:r>
+        <w:t>Use a genuinely new case for independent evidence. Previously discussed examples remain practice; use the separately named independent case before feedback.</w:t>
+      </w:r>
+    </w:p>
+    <w:p>
+      <w:pPr>
+        <w:spacing w:line="336" w:lineRule="auto" w:after="180"/>
+      </w:pPr>
+      <w:r>
+        <w:rPr>
+          <w:b/>
+        </w:rPr>
         <w:t>INDEPENDENT PROOF</w:t>
       </w:r>
     </w:p>
@@ -2877,7 +4998,13 @@
       </w:r>
     </w:p>
     <w:p>
-      <w:r>
+      <w:pPr>
+        <w:spacing w:line="336" w:lineRule="auto" w:after="180"/>
+      </w:pPr>
+      <w:r>
+        <w:rPr>
+          <w:b w:val="0"/>
+        </w:rPr>
         <w:t>Complete this with a fresh case after guided practice and compare it with the mastery criteria.</w:t>
       </w:r>
     </w:p>
@@ -2918,48 +5045,144 @@
       </w:r>
     </w:p>
     <w:p>
-      <w:r>
+      <w:pPr>
+        <w:pStyle w:val="Heading3"/>
+      </w:pPr>
+      <w:r>
+        <w:t>What success looks like</w:t>
+      </w:r>
+    </w:p>
+    <w:p>
+      <w:pPr>
+        <w:spacing w:line="336" w:lineRule="auto" w:after="180"/>
+        <w:shd w:fill="EDF7F3"/>
+      </w:pPr>
+      <w:r>
+        <w:rPr>
+          <w:b w:val="0"/>
+        </w:rPr>
         <w:t>REQUIRED PROOF  Interpret three curve patterns and select a targeted next experiment.</w:t>
       </w:r>
     </w:p>
     <w:p>
-      <w:r>
+      <w:pPr>
+        <w:spacing w:line="336" w:lineRule="auto" w:after="180"/>
+      </w:pPr>
+      <w:r>
+        <w:rPr>
+          <w:b w:val="0"/>
+        </w:rPr>
         <w:t>□ Define the task, feature/target roles, and intended-use boundary.</w:t>
       </w:r>
     </w:p>
     <w:p>
-      <w:r>
+      <w:pPr>
+        <w:spacing w:line="336" w:lineRule="auto" w:after="180"/>
+      </w:pPr>
+      <w:r>
+        <w:rPr>
+          <w:b w:val="0"/>
+        </w:rPr>
         <w:t>□ Show the calculation, code trace, or experiment record.</w:t>
       </w:r>
     </w:p>
     <w:p>
-      <w:r>
+      <w:pPr>
+        <w:spacing w:line="336" w:lineRule="auto" w:after="180"/>
+      </w:pPr>
+      <w:r>
+        <w:rPr>
+          <w:b w:val="0"/>
+        </w:rPr>
         <w:t>□ Test a normal case and one revealing boundary, missing, or shifted case.</w:t>
       </w:r>
     </w:p>
     <w:p>
-      <w:r>
+      <w:pPr>
+        <w:spacing w:line="336" w:lineRule="auto" w:after="180"/>
+      </w:pPr>
+      <w:r>
+        <w:rPr>
+          <w:b w:val="0"/>
+        </w:rPr>
         <w:t>□ Diagnose one failure without changing several factors at once.</w:t>
       </w:r>
     </w:p>
     <w:p>
-      <w:r>
+      <w:pPr>
+        <w:spacing w:line="336" w:lineRule="auto" w:after="180"/>
+      </w:pPr>
+      <w:r>
+        <w:rPr>
+          <w:b w:val="0"/>
+        </w:rPr>
         <w:t>□ Name a limitation, fairness concern, and the human-review action.</w:t>
       </w:r>
     </w:p>
     <w:p>
-      <w:r>
-        <w:t>Independent evidence and defense:</w:t>
-      </w:r>
-    </w:p>
-    <w:p>
-      <w:r>
+      <w:pPr>
+        <w:spacing w:line="336" w:lineRule="auto" w:after="180"/>
+      </w:pPr>
+      <w:r>
+        <w:rPr>
+          <w:b w:val="0"/>
+        </w:rPr>
+        <w:t xml:space="preserve">Independent </w:t>
+      </w:r>
+      <w:r>
+        <w:rPr>
+          <w:b/>
+        </w:rPr>
+        <w:t>evidence</w:t>
+      </w:r>
+      <w:r>
+        <w:rPr>
+          <w:b w:val="0"/>
+        </w:rPr>
+        <w:t xml:space="preserve"> and defense:</w:t>
+      </w:r>
+    </w:p>
+    <w:p>
+      <w:pPr>
+        <w:spacing w:line="336" w:lineRule="auto" w:after="180"/>
+      </w:pPr>
+      <w:r>
+        <w:rPr>
+          <w:b w:val="0"/>
+        </w:rPr>
         <w:t>My level:  □ Not yet  □ With one hint  □ Independently  □ I can teach and defend it</w:t>
       </w:r>
     </w:p>
     <w:p>
-      <w:r>
-        <w:t>NEXT BRIDGE  Carry the experiment evidence into: Feature Engineering.</w:t>
+      <w:pPr>
+        <w:pStyle w:val="Heading3"/>
+      </w:pPr>
+      <w:r>
+        <w:t>Connect to the next lesson</w:t>
+      </w:r>
+    </w:p>
+    <w:p>
+      <w:pPr>
+        <w:spacing w:line="336" w:lineRule="auto" w:after="180"/>
+        <w:shd w:fill="F1F6F8"/>
+      </w:pPr>
+      <w:r>
+        <w:rPr>
+          <w:b w:val="0"/>
+        </w:rPr>
+        <w:t xml:space="preserve">NEXT BRIDGE  Carry the experiment </w:t>
+      </w:r>
+      <w:r>
+        <w:rPr>
+          <w:b/>
+        </w:rPr>
+        <w:t>evidence</w:t>
+      </w:r>
+      <w:r>
+        <w:rPr>
+          <w:b w:val="0"/>
+        </w:rPr>
+        <w:t xml:space="preserve"> into: Feature Engineering.</w:t>
       </w:r>
     </w:p>
     <w:p>
@@ -2971,6 +5194,11 @@
       </w:r>
     </w:p>
     <w:p>
+      <w:r>
+        <w:t>Revisit the complete Learning Curves case for supported practice. Repeated examples do not become fresh assessments.</w:t>
+      </w:r>
+    </w:p>
+    <w:p>
       <w:pPr>
         <w:pStyle w:val="Heading3"/>
       </w:pPr>
@@ -2979,7 +5207,13 @@
       </w:r>
     </w:p>
     <w:p>
-      <w:r>
+      <w:pPr>
+        <w:spacing w:line="336" w:lineRule="auto" w:after="180"/>
+      </w:pPr>
+      <w:r>
+        <w:rPr>
+          <w:b w:val="0"/>
+        </w:rPr>
         <w:t>Use the supplied details to practise the weekly concept before attempting the independent question. This case extends the illustrated lesson.</w:t>
       </w:r>
     </w:p>
@@ -2992,8 +5226,50 @@
       </w:r>
     </w:p>
     <w:p>
-      <w:r>
-        <w:t>With20,40,80 training leaves, fixed-set validation accuracy is60%,70%,78%.</w:t>
+      <w:pPr>
+        <w:spacing w:line="336" w:lineRule="auto" w:after="180"/>
+      </w:pPr>
+      <w:r>
+        <w:rPr>
+          <w:b w:val="0"/>
+        </w:rPr>
+        <w:t xml:space="preserve">With20,40,80 </w:t>
+      </w:r>
+      <w:r>
+        <w:rPr>
+          <w:b/>
+        </w:rPr>
+        <w:t>training</w:t>
+      </w:r>
+      <w:r>
+        <w:rPr>
+          <w:b w:val="0"/>
+        </w:rPr>
+        <w:t xml:space="preserve"> leaves, fixed-set validation accuracy is</w:t>
+      </w:r>
+      <w:r>
+        <w:rPr>
+          <w:b/>
+        </w:rPr>
+        <w:t>60%</w:t>
+      </w:r>
+      <w:r>
+        <w:rPr>
+          <w:b w:val="0"/>
+        </w:rPr>
+        <w:t>,</w:t>
+      </w:r>
+      <w:r>
+        <w:rPr>
+          <w:b/>
+        </w:rPr>
+        <w:t>70%</w:t>
+      </w:r>
+      <w:r>
+        <w:rPr>
+          <w:b w:val="0"/>
+        </w:rPr>
+        <w:t>,78%.</w:t>
       </w:r>
     </w:p>
     <w:p>
@@ -3005,7 +5281,13 @@
       </w:r>
     </w:p>
     <w:p>
-      <w:r>
+      <w:pPr>
+        <w:spacing w:line="336" w:lineRule="auto" w:after="180"/>
+      </w:pPr>
+      <w:r>
+        <w:rPr>
+          <w:b w:val="0"/>
+        </w:rPr>
         <w:t>Interpret the curve and uncertainty.</w:t>
       </w:r>
     </w:p>
@@ -3018,8 +5300,38 @@
       </w:r>
     </w:p>
     <w:p>
-      <w:r>
-        <w:t>These runs improve with more data. Further representative data may help, but gains are not guaranteed. Controlled repeats reveal variability.</w:t>
+      <w:pPr>
+        <w:spacing w:line="336" w:lineRule="auto" w:after="180"/>
+      </w:pPr>
+      <w:r>
+        <w:rPr>
+          <w:b w:val="0"/>
+        </w:rPr>
+        <w:t xml:space="preserve">These runs improve with more data. Further representative data may help, but gains are not guaranteed. Controlled </w:t>
+      </w:r>
+      <w:r>
+        <w:rPr>
+          <w:b/>
+        </w:rPr>
+        <w:t>repeat</w:t>
+      </w:r>
+      <w:r>
+        <w:rPr>
+          <w:b w:val="0"/>
+        </w:rPr>
+        <w:t xml:space="preserve">s reveal </w:t>
+      </w:r>
+      <w:r>
+        <w:rPr>
+          <w:b/>
+        </w:rPr>
+        <w:t>variability</w:t>
+      </w:r>
+      <w:r>
+        <w:rPr>
+          <w:b w:val="0"/>
+        </w:rPr>
+        <w:t>.</w:t>
       </w:r>
     </w:p>
     <w:p>
@@ -3031,7 +5343,14 @@
       </w:r>
     </w:p>
     <w:p>
-      <w:r>
+      <w:pPr>
+        <w:spacing w:line="336" w:lineRule="auto" w:after="180"/>
+        <w:shd w:fill="F5F1FB"/>
+      </w:pPr>
+      <w:r>
+        <w:rPr>
+          <w:b w:val="0"/>
+        </w:rPr>
         <w:t>Which detail supports the answer, and why does it matter?</w:t>
       </w:r>
     </w:p>
@@ -3187,18 +5506,96 @@
       </w:tr>
     </w:tbl>
     <w:p>
-      <w:r>
-        <w:t>With20,40,80 training leaves, fixed-set validation accuracy is60%,70%,78%.</w:t>
-      </w:r>
-    </w:p>
-    <w:p>
-      <w:r>
+      <w:pPr>
+        <w:spacing w:line="336" w:lineRule="auto" w:after="180"/>
+      </w:pPr>
+      <w:r>
+        <w:rPr>
+          <w:b w:val="0"/>
+        </w:rPr>
+        <w:t xml:space="preserve">With20,40,80 </w:t>
+      </w:r>
+      <w:r>
+        <w:rPr>
+          <w:b/>
+        </w:rPr>
+        <w:t>training</w:t>
+      </w:r>
+      <w:r>
+        <w:rPr>
+          <w:b w:val="0"/>
+        </w:rPr>
+        <w:t xml:space="preserve"> leaves, fixed-set validation accuracy is</w:t>
+      </w:r>
+      <w:r>
+        <w:rPr>
+          <w:b/>
+        </w:rPr>
+        <w:t>60%</w:t>
+      </w:r>
+      <w:r>
+        <w:rPr>
+          <w:b w:val="0"/>
+        </w:rPr>
+        <w:t>,</w:t>
+      </w:r>
+      <w:r>
+        <w:rPr>
+          <w:b/>
+        </w:rPr>
+        <w:t>70%</w:t>
+      </w:r>
+      <w:r>
+        <w:rPr>
+          <w:b w:val="0"/>
+        </w:rPr>
+        <w:t>,78%.</w:t>
+      </w:r>
+    </w:p>
+    <w:p>
+      <w:pPr>
+        <w:spacing w:line="336" w:lineRule="auto" w:after="180"/>
+      </w:pPr>
+      <w:r>
+        <w:rPr>
+          <w:b w:val="0"/>
+        </w:rPr>
         <w:t>Interpret the curve and uncertainty.</w:t>
       </w:r>
     </w:p>
     <w:p>
-      <w:r>
-        <w:t>These runs improve with more data. Further representative data may help, but gains are not guaranteed. Controlled repeats reveal variability.</w:t>
+      <w:pPr>
+        <w:spacing w:line="336" w:lineRule="auto" w:after="180"/>
+      </w:pPr>
+      <w:r>
+        <w:rPr>
+          <w:b w:val="0"/>
+        </w:rPr>
+        <w:t xml:space="preserve">These runs improve with more data. Further representative data may help, but gains are not guaranteed. Controlled </w:t>
+      </w:r>
+      <w:r>
+        <w:rPr>
+          <w:b/>
+        </w:rPr>
+        <w:t>repeat</w:t>
+      </w:r>
+      <w:r>
+        <w:rPr>
+          <w:b w:val="0"/>
+        </w:rPr>
+        <w:t xml:space="preserve">s reveal </w:t>
+      </w:r>
+      <w:r>
+        <w:rPr>
+          <w:b/>
+        </w:rPr>
+        <w:t>variability</w:t>
+      </w:r>
+      <w:r>
+        <w:rPr>
+          <w:b w:val="0"/>
+        </w:rPr>
+        <w:t>.</w:t>
       </w:r>
     </w:p>
     <w:p>
@@ -3210,6 +5607,11 @@
       </w:r>
     </w:p>
     <w:p>
+      <w:r>
+        <w:t>Attempt the reserved new case before feedback. Record support; the earlier examples below remain additional practice.</w:t>
+      </w:r>
+    </w:p>
+    <w:p>
       <w:pPr>
         <w:pStyle w:val="Heading3"/>
       </w:pPr>
@@ -3218,8 +5620,26 @@
       </w:r>
     </w:p>
     <w:p>
-      <w:r>
-        <w:t>At sizes 12 and 24, validation errors are [6, 8, 7] and [4, 7, 7]. Calculate means/ranges and a careful comparison.</w:t>
+      <w:pPr>
+        <w:spacing w:line="336" w:lineRule="auto" w:after="180"/>
+      </w:pPr>
+      <w:r>
+        <w:rPr>
+          <w:b w:val="0"/>
+        </w:rPr>
+        <w:t>At sizes 12 and 24, validation errors are [6, 8, 7] and [4, 7, 7]. Calculate means/</w:t>
+      </w:r>
+      <w:r>
+        <w:rPr>
+          <w:b/>
+        </w:rPr>
+        <w:t>range</w:t>
+      </w:r>
+      <w:r>
+        <w:rPr>
+          <w:b w:val="0"/>
+        </w:rPr>
+        <w:t>s and a careful comparison.</w:t>
       </w:r>
     </w:p>
     <w:p>
@@ -3266,7 +5686,13 @@
       </w:r>
     </w:p>
     <w:p>
-      <w:r>
+      <w:pPr>
+        <w:spacing w:line="336" w:lineRule="auto" w:after="180"/>
+      </w:pPr>
+      <w:r>
+        <w:rPr>
+          <w:b w:val="0"/>
+        </w:rPr>
         <w:t>Attempt this case before feedback. Record any help. Earlier examples below are further practice; a case already practised with feedback cannot establish fresh transfer.</w:t>
       </w:r>
     </w:p>
@@ -3279,18 +5705,67 @@
       </w:r>
     </w:p>
     <w:p>
-      <w:r>
+      <w:pPr>
+        <w:spacing w:line="336" w:lineRule="auto" w:after="180"/>
+      </w:pPr>
+      <w:r>
+        <w:rPr>
+          <w:b w:val="0"/>
+        </w:rPr>
         <w:t>Close the worked explanation. Apply the idea to this different question without copying.</w:t>
       </w:r>
     </w:p>
     <w:p>
-      <w:r>
-        <w:t>As training examples grow from 50 to 100 to 200, validation accuracy is 60%, 72%, 78%. What does the curve suggest, and what does it not guarantee?</w:t>
-      </w:r>
-    </w:p>
-    <w:p>
-      <w:r>
-        <w:t>My answer, with a trace, calculation or supporting evidence</w:t>
+      <w:pPr>
+        <w:spacing w:line="336" w:lineRule="auto" w:after="180"/>
+        <w:shd w:fill="F5F1FB"/>
+      </w:pPr>
+      <w:r>
+        <w:rPr>
+          <w:b w:val="0"/>
+        </w:rPr>
+        <w:t xml:space="preserve">As </w:t>
+      </w:r>
+      <w:r>
+        <w:rPr>
+          <w:b/>
+        </w:rPr>
+        <w:t>training</w:t>
+      </w:r>
+      <w:r>
+        <w:rPr>
+          <w:b w:val="0"/>
+        </w:rPr>
+        <w:t xml:space="preserve"> examples grow from 50 to 100 to 200, validation accuracy is </w:t>
+      </w:r>
+      <w:r>
+        <w:rPr>
+          <w:b/>
+        </w:rPr>
+        <w:t>60%</w:t>
+      </w:r>
+      <w:r>
+        <w:rPr>
+          <w:b w:val="0"/>
+        </w:rPr>
+        <w:t>, 72%, 78%. What does the curve suggest, and what does it not guarantee?</w:t>
+      </w:r>
+    </w:p>
+    <w:p>
+      <w:pPr>
+        <w:spacing w:line="336" w:lineRule="auto" w:after="180"/>
+      </w:pPr>
+      <w:r>
+        <w:rPr>
+          <w:b w:val="0"/>
+        </w:rPr>
+        <w:t xml:space="preserve">My answer, with a trace, calculation or supporting </w:t>
+      </w:r>
+      <w:r>
+        <w:rPr>
+          <w:b/>
+        </w:rPr>
+        <w:t>evidence</w:t>
       </w:r>
     </w:p>
     <w:p>
@@ -3335,13 +5810,37 @@
       </w:r>
     </w:p>
     <w:p>
-      <w:r>
+      <w:pPr>
+        <w:spacing w:line="336" w:lineRule="auto" w:after="180"/>
+      </w:pPr>
+      <w:r>
+        <w:rPr>
+          <w:b w:val="0"/>
+        </w:rPr>
         <w:t>Change one relevant detail. Predict the result before testing. Include a boundary or missing-information case when it helps reveal a limit.</w:t>
       </w:r>
     </w:p>
     <w:p>
-      <w:r>
-        <w:t>My changed input and expected result</w:t>
+      <w:pPr>
+        <w:spacing w:line="336" w:lineRule="auto" w:after="180"/>
+      </w:pPr>
+      <w:r>
+        <w:rPr>
+          <w:b w:val="0"/>
+        </w:rPr>
+        <w:t xml:space="preserve">My changed </w:t>
+      </w:r>
+      <w:r>
+        <w:rPr>
+          <w:b/>
+        </w:rPr>
+        <w:t>input</w:t>
+      </w:r>
+      <w:r>
+        <w:rPr>
+          <w:b w:val="0"/>
+        </w:rPr>
+        <w:t xml:space="preserve"> and expected result</w:t>
       </w:r>
     </w:p>
     <w:p>
@@ -3386,13 +5885,49 @@
       </w:r>
     </w:p>
     <w:p>
-      <w:r>
-        <w:t>Plot Plant Classifier train/validation performance at several training sizes and document the chosen next action.</w:t>
-      </w:r>
-    </w:p>
-    <w:p>
-      <w:r>
-        <w:t>The evidence I will keep</w:t>
+      <w:pPr>
+        <w:spacing w:line="336" w:lineRule="auto" w:after="180"/>
+      </w:pPr>
+      <w:r>
+        <w:rPr>
+          <w:b w:val="0"/>
+        </w:rPr>
+        <w:t xml:space="preserve">Plot Plant Classifier train/validation performance at several </w:t>
+      </w:r>
+      <w:r>
+        <w:rPr>
+          <w:b/>
+        </w:rPr>
+        <w:t>training</w:t>
+      </w:r>
+      <w:r>
+        <w:rPr>
+          <w:b w:val="0"/>
+        </w:rPr>
+        <w:t xml:space="preserve"> sizes and document the chosen next action.</w:t>
+      </w:r>
+    </w:p>
+    <w:p>
+      <w:pPr>
+        <w:spacing w:line="336" w:lineRule="auto" w:after="180"/>
+      </w:pPr>
+      <w:r>
+        <w:rPr>
+          <w:b w:val="0"/>
+        </w:rPr>
+        <w:t xml:space="preserve">The </w:t>
+      </w:r>
+      <w:r>
+        <w:rPr>
+          <w:b/>
+        </w:rPr>
+        <w:t>evidence</w:t>
+      </w:r>
+      <w:r>
+        <w:rPr>
+          <w:b w:val="0"/>
+        </w:rPr>
+        <w:t xml:space="preserve"> I will keep</w:t>
       </w:r>
     </w:p>
     <w:p>
@@ -3429,8 +5964,26 @@
       </w:r>
     </w:p>
     <w:p>
-      <w:r>
-        <w:t>Your teacher has the independent answer and scoring criteria. Complete the matching workbook week to keep your practice evidence together.</w:t>
+      <w:pPr>
+        <w:spacing w:line="336" w:lineRule="auto" w:after="180"/>
+      </w:pPr>
+      <w:r>
+        <w:rPr>
+          <w:b w:val="0"/>
+        </w:rPr>
+        <w:t xml:space="preserve">Your teacher has the independent answer and scoring criteria. Complete the matching workbook week to keep your practice </w:t>
+      </w:r>
+      <w:r>
+        <w:rPr>
+          <w:b/>
+        </w:rPr>
+        <w:t>evidence</w:t>
+      </w:r>
+      <w:r>
+        <w:rPr>
+          <w:b w:val="0"/>
+        </w:rPr>
+        <w:t xml:space="preserve"> together.</w:t>
       </w:r>
     </w:p>
     <w:p>
@@ -3442,8 +5995,32 @@
       </w:r>
     </w:p>
     <w:p>
-      <w:r>
-        <w:t>Training sizes 20,40,80 yield validation accuracies 62%,70%,73%. Is doubling again guaranteed to yield 76%? Describe a defensible next experiment.</w:t>
+      <w:pPr>
+        <w:spacing w:line="336" w:lineRule="auto" w:after="180"/>
+      </w:pPr>
+      <w:r>
+        <w:rPr>
+          <w:b/>
+        </w:rPr>
+        <w:t>Training</w:t>
+      </w:r>
+      <w:r>
+        <w:rPr>
+          <w:b w:val="0"/>
+        </w:rPr>
+        <w:t xml:space="preserve"> sizes 20,40,80 yield validation accuracies 62%,</w:t>
+      </w:r>
+      <w:r>
+        <w:rPr>
+          <w:b/>
+        </w:rPr>
+        <w:t>70%</w:t>
+      </w:r>
+      <w:r>
+        <w:rPr>
+          <w:b w:val="0"/>
+        </w:rPr>
+        <w:t>,73%. Is doubling again guaranteed to yield 76%? Describe a defensible next experiment.</w:t>
       </w:r>
     </w:p>
     <w:p>
@@ -3498,8 +6075,25 @@
       </w:r>
     </w:p>
     <w:p>
-      <w:r>
-        <w:t>Attempt the independent case before hints. Record whether you worked alone, used a hint or followed a model. After feedback, fix the first unsupported step and explain why it changed. A later check uses a changed case, not a copied answer.</w:t>
+      <w:pPr>
+        <w:spacing w:line="336" w:lineRule="auto" w:after="180"/>
+      </w:pPr>
+      <w:r>
+        <w:rPr>
+          <w:b w:val="0"/>
+        </w:rPr>
+        <w:t>Attempt the independent case before hints. Record whether you worked alone, used a hint or followed a model. After feedback, fix the first unsupported step and explain why it changed.</w:t>
+      </w:r>
+    </w:p>
+    <w:p>
+      <w:pPr>
+        <w:spacing w:line="336" w:lineRule="auto" w:after="180"/>
+      </w:pPr>
+      <w:r>
+        <w:rPr>
+          <w:b w:val="0"/>
+        </w:rPr>
+        <w:t>A later check uses a changed case, not a copied answer.</w:t>
       </w:r>
     </w:p>
     <w:p>
@@ -3512,7 +6106,42 @@
     </w:p>
     <w:p>
       <w:r>
-        <w:t>Start with this question: Read a learning curve with repeated-run spread rather than drawing a certainty arrow.</w:t>
+        <w:t>Use this map to navigate Learning Curves, connect the goals to tasks and keep one evidence record for each attempt.</w:t>
+      </w:r>
+    </w:p>
+    <w:p>
+      <w:pPr>
+        <w:spacing w:line="336" w:lineRule="auto" w:after="180"/>
+      </w:pPr>
+      <w:r>
+        <w:rPr>
+          <w:b w:val="0"/>
+        </w:rPr>
+        <w:t xml:space="preserve">Start with this question: Read a </w:t>
+      </w:r>
+      <w:r>
+        <w:rPr>
+          <w:b/>
+        </w:rPr>
+        <w:t>learning curve</w:t>
+      </w:r>
+      <w:r>
+        <w:rPr>
+          <w:b w:val="0"/>
+        </w:rPr>
+        <w:t xml:space="preserve"> with </w:t>
+      </w:r>
+      <w:r>
+        <w:rPr>
+          <w:b/>
+        </w:rPr>
+        <w:t>repeat</w:t>
+      </w:r>
+      <w:r>
+        <w:rPr>
+          <w:b w:val="0"/>
+        </w:rPr>
+        <w:t>ed-run spread rather than drawing a certainty arrow.</w:t>
       </w:r>
     </w:p>
     <w:tbl>
@@ -3618,13 +6247,61 @@
       </w:tr>
     </w:tbl>
     <w:p>
-      <w:r>
-        <w:t>Remember → watch and explain → try with help → investigate → try independently → keep project evidence. Your teacher may spread this lesson across several classes.</w:t>
-      </w:r>
-    </w:p>
-    <w:p>
-      <w:r>
-        <w:t>Keep your first prediction. Compare it with what the evidence shows and explain any change.</w:t>
+      <w:pPr>
+        <w:spacing w:line="336" w:lineRule="auto" w:after="180"/>
+      </w:pPr>
+      <w:r>
+        <w:rPr>
+          <w:b w:val="0"/>
+        </w:rPr>
+        <w:t xml:space="preserve">Remember → watch and explain → try with help → investigate → try independently → keep project </w:t>
+      </w:r>
+      <w:r>
+        <w:rPr>
+          <w:b/>
+        </w:rPr>
+        <w:t>evidence</w:t>
+      </w:r>
+      <w:r>
+        <w:rPr>
+          <w:b w:val="0"/>
+        </w:rPr>
+        <w:t>. Your teacher may spread this lesson across several classes.</w:t>
+      </w:r>
+    </w:p>
+    <w:p>
+      <w:pPr>
+        <w:spacing w:line="336" w:lineRule="auto" w:after="180"/>
+      </w:pPr>
+      <w:r>
+        <w:rPr>
+          <w:b w:val="0"/>
+        </w:rPr>
+        <w:t xml:space="preserve">Keep your first </w:t>
+      </w:r>
+      <w:r>
+        <w:rPr>
+          <w:b/>
+        </w:rPr>
+        <w:t>prediction</w:t>
+      </w:r>
+      <w:r>
+        <w:rPr>
+          <w:b w:val="0"/>
+        </w:rPr>
+        <w:t xml:space="preserve">. Compare it with what the </w:t>
+      </w:r>
+      <w:r>
+        <w:rPr>
+          <w:b/>
+        </w:rPr>
+        <w:t>evidence</w:t>
+      </w:r>
+      <w:r>
+        <w:rPr>
+          <w:b w:val="0"/>
+        </w:rPr>
+        <w:t xml:space="preserve"> shows and explain any change.</w:t>
       </w:r>
     </w:p>
     <w:p>
@@ -3637,7 +6314,42 @@
     </w:p>
     <w:p>
       <w:r>
-        <w:t>Close your notes. Explain this goal in your own words: Read training-size learning curves</w:t>
+        <w:t>Explain Learning Curves without notes, identify a remaining question and plan a later check with a changed case.</w:t>
+      </w:r>
+    </w:p>
+    <w:p>
+      <w:pPr>
+        <w:spacing w:line="336" w:lineRule="auto" w:after="180"/>
+      </w:pPr>
+      <w:r>
+        <w:rPr>
+          <w:b w:val="0"/>
+        </w:rPr>
+        <w:t xml:space="preserve">Close your notes. Explain this goal in your own words: Read </w:t>
+      </w:r>
+      <w:r>
+        <w:rPr>
+          <w:b/>
+        </w:rPr>
+        <w:t>training</w:t>
+      </w:r>
+      <w:r>
+        <w:rPr>
+          <w:b w:val="0"/>
+        </w:rPr>
+        <w:t xml:space="preserve">-size </w:t>
+      </w:r>
+      <w:r>
+        <w:rPr>
+          <w:b/>
+        </w:rPr>
+        <w:t>learning curve</w:t>
+      </w:r>
+      <w:r>
+        <w:rPr>
+          <w:b w:val="0"/>
+        </w:rPr>
+        <w:t>s</w:t>
       </w:r>
     </w:p>
     <w:p>
@@ -3674,13 +6386,61 @@
       </w:r>
     </w:p>
     <w:p>
-      <w:r>
-        <w:t>If you are unsure, return to the worked picture and explain one arrow. If you are ready, change an input or assumption and justify your prediction.</w:t>
-      </w:r>
-    </w:p>
-    <w:p>
-      <w:r>
-        <w:t>Save your workbook evidence. At the next review, try a different case before opening your old answer.</w:t>
+      <w:pPr>
+        <w:spacing w:line="336" w:lineRule="auto" w:after="180"/>
+      </w:pPr>
+      <w:r>
+        <w:rPr>
+          <w:b w:val="0"/>
+        </w:rPr>
+        <w:t xml:space="preserve">If you are unsure, return to the worked picture and explain one arrow. If you are ready, change an </w:t>
+      </w:r>
+      <w:r>
+        <w:rPr>
+          <w:b/>
+        </w:rPr>
+        <w:t>input</w:t>
+      </w:r>
+      <w:r>
+        <w:rPr>
+          <w:b w:val="0"/>
+        </w:rPr>
+        <w:t xml:space="preserve"> or assumption and justify your </w:t>
+      </w:r>
+      <w:r>
+        <w:rPr>
+          <w:b/>
+        </w:rPr>
+        <w:t>prediction</w:t>
+      </w:r>
+      <w:r>
+        <w:rPr>
+          <w:b w:val="0"/>
+        </w:rPr>
+        <w:t>.</w:t>
+      </w:r>
+    </w:p>
+    <w:p>
+      <w:pPr>
+        <w:spacing w:line="336" w:lineRule="auto" w:after="180"/>
+      </w:pPr>
+      <w:r>
+        <w:rPr>
+          <w:b w:val="0"/>
+        </w:rPr>
+        <w:t xml:space="preserve">Save your workbook </w:t>
+      </w:r>
+      <w:r>
+        <w:rPr>
+          <w:b/>
+        </w:rPr>
+        <w:t>evidence</w:t>
+      </w:r>
+      <w:r>
+        <w:rPr>
+          <w:b w:val="0"/>
+        </w:rPr>
+        <w:t>. At the next review, try a different case before opening your old answer.</w:t>
       </w:r>
     </w:p>
     <w:p>
@@ -3693,12 +6453,53 @@
     </w:p>
     <w:p>
       <w:r>
+        <w:t>Attempt supported questions before using hints or feedback. Review a missing building block, then keep the completed work.</w:t>
+      </w:r>
+    </w:p>
+    <w:p>
+      <w:pPr>
+        <w:spacing w:line="336" w:lineRule="auto" w:after="180"/>
+      </w:pPr>
+      <w:r>
+        <w:rPr>
+          <w:b w:val="0"/>
+        </w:rPr>
         <w:t>Use this supported practice once, in the browser or on paper. Keep the reserved independent assessment for a separate first attempt before teacher feedback.</w:t>
       </w:r>
     </w:p>
     <w:p>
-      <w:r>
-        <w:t>Read a learning curve with repeated-run spread rather than drawing a certainty arrow.</w:t>
+      <w:pPr>
+        <w:spacing w:line="336" w:lineRule="auto" w:after="180"/>
+      </w:pPr>
+      <w:r>
+        <w:rPr>
+          <w:b w:val="0"/>
+        </w:rPr>
+        <w:t xml:space="preserve">Read a </w:t>
+      </w:r>
+      <w:r>
+        <w:rPr>
+          <w:b/>
+        </w:rPr>
+        <w:t>learning curve</w:t>
+      </w:r>
+      <w:r>
+        <w:rPr>
+          <w:b w:val="0"/>
+        </w:rPr>
+        <w:t xml:space="preserve"> with </w:t>
+      </w:r>
+      <w:r>
+        <w:rPr>
+          <w:b/>
+        </w:rPr>
+        <w:t>repeat</w:t>
+      </w:r>
+      <w:r>
+        <w:rPr>
+          <w:b w:val="0"/>
+        </w:rPr>
+        <w:t>ed-run spread rather than drawing a certainty arrow.</w:t>
       </w:r>
     </w:p>
     <w:p>
@@ -3710,22 +6511,73 @@
       </w:r>
     </w:p>
     <w:p>
-      <w:r>
-        <w:t>Which labelled step matches this detail? More training plants improved the average in these supplied runs; variability remains.</w:t>
-      </w:r>
-    </w:p>
-    <w:p>
-      <w:r>
+      <w:pPr>
+        <w:spacing w:line="336" w:lineRule="auto" w:after="180"/>
+      </w:pPr>
+      <w:r>
+        <w:rPr>
+          <w:b w:val="0"/>
+        </w:rPr>
+        <w:t xml:space="preserve">Which labelled step matches this detail? More </w:t>
+      </w:r>
+      <w:r>
+        <w:rPr>
+          <w:b/>
+        </w:rPr>
+        <w:t>training</w:t>
+      </w:r>
+      <w:r>
+        <w:rPr>
+          <w:b w:val="0"/>
+        </w:rPr>
+        <w:t xml:space="preserve"> plants improved the average in these supplied runs; </w:t>
+      </w:r>
+      <w:r>
+        <w:rPr>
+          <w:b/>
+        </w:rPr>
+        <w:t>variability</w:t>
+      </w:r>
+      <w:r>
+        <w:rPr>
+          <w:b w:val="0"/>
+        </w:rPr>
+        <w:t xml:space="preserve"> remains.</w:t>
+      </w:r>
+    </w:p>
+    <w:p>
+      <w:pPr>
+        <w:spacing w:line="336" w:lineRule="auto" w:after="180"/>
+        <w:shd w:fill="F4F9FC"/>
+      </w:pPr>
+      <w:r>
+        <w:rPr>
+          <w:b w:val="0"/>
+        </w:rPr>
         <w:t>1. State bounded pattern</w:t>
       </w:r>
     </w:p>
     <w:p>
-      <w:r>
+      <w:pPr>
+        <w:spacing w:line="336" w:lineRule="auto" w:after="180"/>
+        <w:shd w:fill="F4F9FC"/>
+      </w:pPr>
+      <w:r>
+        <w:rPr>
+          <w:b w:val="0"/>
+        </w:rPr>
         <w:t>2. Summarise larger size</w:t>
       </w:r>
     </w:p>
     <w:p>
-      <w:r>
+      <w:pPr>
+        <w:spacing w:line="336" w:lineRule="auto" w:after="180"/>
+        <w:shd w:fill="F4F9FC"/>
+      </w:pPr>
+      <w:r>
+        <w:rPr>
+          <w:b w:val="0"/>
+        </w:rPr>
         <w:t>3. Summarise first size</w:t>
       </w:r>
     </w:p>
@@ -3763,41 +6615,215 @@
       </w:r>
     </w:p>
     <w:p>
-      <w:r>
+      <w:pPr>
+        <w:pStyle w:val="Heading3"/>
+      </w:pPr>
+      <w:r>
+        <w:t>Hint · try first</w:t>
+      </w:r>
+    </w:p>
+    <w:p>
+      <w:pPr>
+        <w:spacing w:line="336" w:lineRule="auto" w:after="180"/>
+        <w:shd w:fill="F1F6F8"/>
+      </w:pPr>
+      <w:r>
+        <w:rPr>
+          <w:b w:val="0"/>
+        </w:rPr>
         <w:t>Hint if needed: Read the steps in the pictorial case. Match the supplied detail to the stage that performs or records it.</w:t>
       </w:r>
     </w:p>
     <w:p>
-      <w:r>
-        <w:t>After your attempt, compare with the supported explanation: State bounded pattern More training plants improved the average in these supplied runs; variability remains. Read the picture in order. More training plants improved the average in these supplied runs; variability remains. The arrows show which recorded input or intermediate result each decision uses. Explain the deciding step aloud before checking the changed case; pointing to the final answer alone does not show how it follows.</w:t>
-      </w:r>
-    </w:p>
-    <w:p>
       <w:pPr>
         <w:pStyle w:val="Heading3"/>
       </w:pPr>
       <w:r>
+        <w:t>Feedback · compare after trying</w:t>
+      </w:r>
+    </w:p>
+    <w:p>
+      <w:pPr>
+        <w:spacing w:line="336" w:lineRule="auto" w:after="180"/>
+        <w:shd w:fill="F1F6FC"/>
+      </w:pPr>
+      <w:r>
+        <w:rPr>
+          <w:b w:val="0"/>
+        </w:rPr>
+        <w:t xml:space="preserve">After your attempt, compare with the supported explanation: State bounded pattern More </w:t>
+      </w:r>
+      <w:r>
+        <w:rPr>
+          <w:b/>
+        </w:rPr>
+        <w:t>training</w:t>
+      </w:r>
+      <w:r>
+        <w:rPr>
+          <w:b w:val="0"/>
+        </w:rPr>
+        <w:t xml:space="preserve"> plants improved the average in these supplied runs; </w:t>
+      </w:r>
+      <w:r>
+        <w:rPr>
+          <w:b/>
+        </w:rPr>
+        <w:t>variability</w:t>
+      </w:r>
+      <w:r>
+        <w:rPr>
+          <w:b w:val="0"/>
+        </w:rPr>
+        <w:t xml:space="preserve"> remains. Read the picture in order.</w:t>
+      </w:r>
+    </w:p>
+    <w:p>
+      <w:pPr>
+        <w:spacing w:line="336" w:lineRule="auto" w:after="180"/>
+        <w:shd w:fill="F1F6FC"/>
+      </w:pPr>
+      <w:r>
+        <w:rPr>
+          <w:b w:val="0"/>
+        </w:rPr>
+        <w:t xml:space="preserve">More </w:t>
+      </w:r>
+      <w:r>
+        <w:rPr>
+          <w:b/>
+        </w:rPr>
+        <w:t>training</w:t>
+      </w:r>
+      <w:r>
+        <w:rPr>
+          <w:b w:val="0"/>
+        </w:rPr>
+        <w:t xml:space="preserve"> plants improved the average in these supplied runs; </w:t>
+      </w:r>
+      <w:r>
+        <w:rPr>
+          <w:b/>
+        </w:rPr>
+        <w:t>variability</w:t>
+      </w:r>
+      <w:r>
+        <w:rPr>
+          <w:b w:val="0"/>
+        </w:rPr>
+        <w:t xml:space="preserve"> remains. The arrows show which recorded </w:t>
+      </w:r>
+      <w:r>
+        <w:rPr>
+          <w:b/>
+        </w:rPr>
+        <w:t>input</w:t>
+      </w:r>
+      <w:r>
+        <w:rPr>
+          <w:b w:val="0"/>
+        </w:rPr>
+        <w:t xml:space="preserve"> or intermediate result each decision uses.</w:t>
+      </w:r>
+    </w:p>
+    <w:p>
+      <w:pPr>
+        <w:spacing w:line="336" w:lineRule="auto" w:after="180"/>
+        <w:shd w:fill="F1F6FC"/>
+      </w:pPr>
+      <w:r>
+        <w:rPr>
+          <w:b w:val="0"/>
+        </w:rPr>
+        <w:t>Explain the deciding step aloud before checking the changed case; pointing to the final answer alone does not show how it follows.</w:t>
+      </w:r>
+    </w:p>
+    <w:p>
+      <w:pPr>
+        <w:pStyle w:val="Heading3"/>
+      </w:pPr>
+      <w:r>
         <w:t>Practice 2: explain the deciding evidence</w:t>
       </w:r>
     </w:p>
     <w:p>
-      <w:r>
+      <w:pPr>
+        <w:pStyle w:val="Heading3"/>
+      </w:pPr>
+      <w:r>
+        <w:t>Changed case · predict first</w:t>
+      </w:r>
+    </w:p>
+    <w:p>
+      <w:pPr>
+        <w:spacing w:line="336" w:lineRule="auto" w:after="180"/>
+        <w:shd w:fill="F5F1FB"/>
+      </w:pPr>
+      <w:r>
+        <w:rPr>
+          <w:b w:val="0"/>
+        </w:rPr>
         <w:t>Changed-case practice: A30-plant experiment gives errors [4, 4, 4]. Which conclusion is supported by the supplied facts?</w:t>
       </w:r>
     </w:p>
     <w:p>
-      <w:r>
+      <w:pPr>
+        <w:spacing w:line="336" w:lineRule="auto" w:after="180"/>
+        <w:shd w:fill="F4F9FC"/>
+      </w:pPr>
+      <w:r>
+        <w:rPr>
+          <w:b w:val="0"/>
+        </w:rPr>
         <w:t>1. Mean remains4; this additional size does not improve the observed mean over20 plants.</w:t>
       </w:r>
     </w:p>
     <w:p>
-      <w:r>
-        <w:t>2. We can decide the result without examining the changed input or the procedure.</w:t>
-      </w:r>
-    </w:p>
-    <w:p>
-      <w:r>
-        <w:t>3. This one example guarantees correct results for every future input.</w:t>
+      <w:pPr>
+        <w:spacing w:line="336" w:lineRule="auto" w:after="180"/>
+        <w:shd w:fill="F4F9FC"/>
+      </w:pPr>
+      <w:r>
+        <w:rPr>
+          <w:b w:val="0"/>
+        </w:rPr>
+        <w:t xml:space="preserve">2. We can decide the result without examining the changed </w:t>
+      </w:r>
+      <w:r>
+        <w:rPr>
+          <w:b/>
+        </w:rPr>
+        <w:t>input</w:t>
+      </w:r>
+      <w:r>
+        <w:rPr>
+          <w:b w:val="0"/>
+        </w:rPr>
+        <w:t xml:space="preserve"> or the procedure.</w:t>
+      </w:r>
+    </w:p>
+    <w:p>
+      <w:pPr>
+        <w:spacing w:line="336" w:lineRule="auto" w:after="180"/>
+        <w:shd w:fill="F4F9FC"/>
+      </w:pPr>
+      <w:r>
+        <w:rPr>
+          <w:b w:val="0"/>
+        </w:rPr>
+        <w:t xml:space="preserve">3. This one example guarantees correct results for every future </w:t>
+      </w:r>
+      <w:r>
+        <w:rPr>
+          <w:b/>
+        </w:rPr>
+        <w:t>input</w:t>
+      </w:r>
+      <w:r>
+        <w:rPr>
+          <w:b w:val="0"/>
+        </w:rPr>
+        <w:t>.</w:t>
       </w:r>
     </w:p>
     <w:p>
@@ -3834,36 +6860,231 @@
       </w:r>
     </w:p>
     <w:p>
-      <w:r>
+      <w:pPr>
+        <w:pStyle w:val="Heading3"/>
+      </w:pPr>
+      <w:r>
+        <w:t>Hint · try first</w:t>
+      </w:r>
+    </w:p>
+    <w:p>
+      <w:pPr>
+        <w:spacing w:line="336" w:lineRule="auto" w:after="180"/>
+        <w:shd w:fill="F1F6F8"/>
+      </w:pPr>
+      <w:r>
+        <w:rPr>
+          <w:b w:val="0"/>
+        </w:rPr>
         <w:t>Hint if needed: Use the changed condition and the deciding step in the pictorial trace. The answer must say what follows from those facts.</w:t>
       </w:r>
     </w:p>
     <w:p>
-      <w:r>
-        <w:t>After your attempt, compare with the supported explanation: Mean remains4; this additional size does not improve the observed mean over20 plants. Learning curves are measured patterns, not a guarantee of improvement at every data size.</w:t>
-      </w:r>
-    </w:p>
-    <w:p>
       <w:pPr>
         <w:pStyle w:val="Heading3"/>
       </w:pPr>
       <w:r>
+        <w:t>Feedback · compare after trying</w:t>
+      </w:r>
+    </w:p>
+    <w:p>
+      <w:pPr>
+        <w:spacing w:line="336" w:lineRule="auto" w:after="180"/>
+        <w:shd w:fill="F1F6FC"/>
+      </w:pPr>
+      <w:r>
+        <w:rPr>
+          <w:b w:val="0"/>
+        </w:rPr>
+        <w:t>After your attempt, compare with the supported explanation: Mean remains4; this additional size does not improve the observed mean over20 plants.</w:t>
+      </w:r>
+    </w:p>
+    <w:p>
+      <w:pPr>
+        <w:spacing w:line="336" w:lineRule="auto" w:after="180"/>
+        <w:shd w:fill="F1F6FC"/>
+      </w:pPr>
+      <w:r>
+        <w:rPr>
+          <w:b/>
+        </w:rPr>
+        <w:t>Learning curve</w:t>
+      </w:r>
+      <w:r>
+        <w:rPr>
+          <w:b w:val="0"/>
+        </w:rPr>
+        <w:t>s are measured patterns, not a guarantee of improvement at every data size.</w:t>
+      </w:r>
+    </w:p>
+    <w:p>
+      <w:pPr>
+        <w:pStyle w:val="Heading3"/>
+      </w:pPr>
+      <w:r>
         <w:t>Repair a missing building block</w:t>
       </w:r>
     </w:p>
     <w:p>
-      <w:r>
-        <w:t>Review Overfitting (ai-4/27). Goal: Compare training and validation evidence for model capacity. Short practice: Does100% training accuracy prove Large was always best? Point to the relevant step in the picture, then write the changed result and the rule or evidence that supports it.. Return to this week and explain what you changed.</w:t>
-      </w:r>
-    </w:p>
-    <w:p>
-      <w:r>
-        <w:t>Review Metrics Match Consequences (ai-4/25). Goal: Apply a declared score threshold including equality. Short practice: Which labels determine the false-alarm count at threshold 0.4? Point to the relevant step in the picture, then write the changed result and the rule or evidence that supports it.. Return to this week and explain what you changed.</w:t>
-      </w:r>
-    </w:p>
-    <w:p>
-      <w:r>
-        <w:t>Review Train a Regression Model (ai-4/22). Goal: Fit a line from a declared training candidate set. Short practice: May day3’s evaluation label choose the candidate line? Point to the relevant step in the picture, then write the changed result and the rule or evidence that supports it.. Return to this week and explain what you changed.</w:t>
+      <w:pPr>
+        <w:spacing w:line="336" w:lineRule="auto" w:after="180"/>
+      </w:pPr>
+      <w:r>
+        <w:rPr>
+          <w:b w:val="0"/>
+        </w:rPr>
+        <w:t>Review Over</w:t>
+      </w:r>
+      <w:r>
+        <w:rPr>
+          <w:b/>
+        </w:rPr>
+        <w:t>fitting</w:t>
+      </w:r>
+      <w:r>
+        <w:rPr>
+          <w:b w:val="0"/>
+        </w:rPr>
+        <w:t xml:space="preserve"> (ai-4/27). Goal: Compare </w:t>
+      </w:r>
+      <w:r>
+        <w:rPr>
+          <w:b/>
+        </w:rPr>
+        <w:t>training</w:t>
+      </w:r>
+      <w:r>
+        <w:rPr>
+          <w:b w:val="0"/>
+        </w:rPr>
+        <w:t xml:space="preserve"> and validation </w:t>
+      </w:r>
+      <w:r>
+        <w:rPr>
+          <w:b/>
+        </w:rPr>
+        <w:t>evidence</w:t>
+      </w:r>
+      <w:r>
+        <w:rPr>
+          <w:b w:val="0"/>
+        </w:rPr>
+        <w:t xml:space="preserve"> for model capacity. Short practice: Does100% </w:t>
+      </w:r>
+      <w:r>
+        <w:rPr>
+          <w:b/>
+        </w:rPr>
+        <w:t>training</w:t>
+      </w:r>
+      <w:r>
+        <w:rPr>
+          <w:b w:val="0"/>
+        </w:rPr>
+        <w:t xml:space="preserve"> accuracy prove Large was always best?</w:t>
+      </w:r>
+    </w:p>
+    <w:p>
+      <w:pPr>
+        <w:spacing w:line="336" w:lineRule="auto" w:after="180"/>
+      </w:pPr>
+      <w:r>
+        <w:rPr>
+          <w:b w:val="0"/>
+        </w:rPr>
+        <w:t xml:space="preserve">Point to the relevant step in the picture, then write the changed result and the rule or </w:t>
+      </w:r>
+      <w:r>
+        <w:rPr>
+          <w:b/>
+        </w:rPr>
+        <w:t>evidence</w:t>
+      </w:r>
+      <w:r>
+        <w:rPr>
+          <w:b w:val="0"/>
+        </w:rPr>
+        <w:t xml:space="preserve"> that supports it.. Return to this week and explain what you changed.</w:t>
+      </w:r>
+    </w:p>
+    <w:p>
+      <w:pPr>
+        <w:spacing w:line="336" w:lineRule="auto" w:after="180"/>
+      </w:pPr>
+      <w:r>
+        <w:rPr>
+          <w:b w:val="0"/>
+        </w:rPr>
+        <w:t>Review Metrics Match Consequences (ai-4/25). Goal: Apply a declared score threshold including equality. Short practice: Which labels determine the false-alarm count at threshold 0.4?</w:t>
+      </w:r>
+    </w:p>
+    <w:p>
+      <w:pPr>
+        <w:spacing w:line="336" w:lineRule="auto" w:after="180"/>
+      </w:pPr>
+      <w:r>
+        <w:rPr>
+          <w:b w:val="0"/>
+        </w:rPr>
+        <w:t xml:space="preserve">Point to the relevant step in the picture, then write the changed result and the rule or </w:t>
+      </w:r>
+      <w:r>
+        <w:rPr>
+          <w:b/>
+        </w:rPr>
+        <w:t>evidence</w:t>
+      </w:r>
+      <w:r>
+        <w:rPr>
+          <w:b w:val="0"/>
+        </w:rPr>
+        <w:t xml:space="preserve"> that supports it.. Return to this week and explain what you changed.</w:t>
+      </w:r>
+    </w:p>
+    <w:p>
+      <w:pPr>
+        <w:spacing w:line="336" w:lineRule="auto" w:after="180"/>
+      </w:pPr>
+      <w:r>
+        <w:rPr>
+          <w:b w:val="0"/>
+        </w:rPr>
+        <w:t xml:space="preserve">Review Train a Regression Model (ai-4/22). Goal: Fit a line from a declared </w:t>
+      </w:r>
+      <w:r>
+        <w:rPr>
+          <w:b/>
+        </w:rPr>
+        <w:t>training</w:t>
+      </w:r>
+      <w:r>
+        <w:rPr>
+          <w:b w:val="0"/>
+        </w:rPr>
+        <w:t xml:space="preserve"> candidate set. Short practice: May day3’s evaluation label choose the candidate line?</w:t>
+      </w:r>
+    </w:p>
+    <w:p>
+      <w:pPr>
+        <w:spacing w:line="336" w:lineRule="auto" w:after="180"/>
+      </w:pPr>
+      <w:r>
+        <w:rPr>
+          <w:b w:val="0"/>
+        </w:rPr>
+        <w:t xml:space="preserve">Point to the relevant step in the picture, then write the changed result and the rule or </w:t>
+      </w:r>
+      <w:r>
+        <w:rPr>
+          <w:b/>
+        </w:rPr>
+        <w:t>evidence</w:t>
+      </w:r>
+      <w:r>
+        <w:rPr>
+          <w:b w:val="0"/>
+        </w:rPr>
+        <w:t xml:space="preserve"> that supports it.. Return to this week and explain what you changed.</w:t>
       </w:r>
     </w:p>
     <w:p>
@@ -3875,8 +7096,859 @@
       </w:r>
     </w:p>
     <w:p>
-      <w:r>
-        <w:t>Use Download completed work in the hosted lesson to export your answers, reflections, practice feedback and code-run evidence. Open the HTML copy to read or print it. Drafts stay in this browser when storage is available; clear drafts on a shared device.</w:t>
+      <w:pPr>
+        <w:spacing w:line="336" w:lineRule="auto" w:after="180"/>
+      </w:pPr>
+      <w:r>
+        <w:rPr>
+          <w:b w:val="0"/>
+        </w:rPr>
+        <w:t xml:space="preserve">Use Download completed work in the hosted lesson to export your answers, reflections, practice feedback and code-run </w:t>
+      </w:r>
+      <w:r>
+        <w:rPr>
+          <w:b/>
+        </w:rPr>
+        <w:t>evidence</w:t>
+      </w:r>
+      <w:r>
+        <w:rPr>
+          <w:b w:val="0"/>
+        </w:rPr>
+        <w:t>. Open the HTML copy to read or print it.</w:t>
+      </w:r>
+    </w:p>
+    <w:p>
+      <w:pPr>
+        <w:spacing w:line="336" w:lineRule="auto" w:after="180"/>
+      </w:pPr>
+      <w:r>
+        <w:rPr>
+          <w:b w:val="0"/>
+        </w:rPr>
+        <w:t>Drafts stay in this browser when storage is available; clear drafts on a shared device.</w:t>
+      </w:r>
+    </w:p>
+    <w:p>
+      <w:pPr>
+        <w:pStyle w:val="Heading1"/>
+      </w:pPr>
+      <w:r>
+        <w:t>18. Visual concept journey</w:t>
+      </w:r>
+    </w:p>
+    <w:p>
+      <w:r>
+        <w:t>Explain each Learning Curves graphic using its labels, deciding evidence and relevant limitation.</w:t>
+      </w:r>
+    </w:p>
+    <w:p>
+      <w:pPr>
+        <w:pStyle w:val="Heading3"/>
+      </w:pPr>
+      <w:r>
+        <w:t>01. Learning Curves: the case</w:t>
+      </w:r>
+    </w:p>
+    <w:p>
+      <w:r>
+        <w:drawing>
+          <wp:inline xmlns:a="http://schemas.openxmlformats.org/drawingml/2006/main" xmlns:pic="http://schemas.openxmlformats.org/drawingml/2006/picture">
+            <wp:extent cx="5486400" cy="2990088"/>
+            <wp:docPr id="22" name="Picture 22" descr="Read a learning curve with repeated-run spread rather than drawing a certainty arrow. Supplied facts: At 10 training plants validation errors across3 runs are [6, 5, 7]; at 20 plants errors [4, 5, 3], on the same 10-case validation set. All inputs and outcomes in this worked example are invented classroom data; no real model run is claimed."/>
+            <wp:cNvGraphicFramePr>
+              <a:graphicFrameLocks noChangeAspect="1"/>
+            </wp:cNvGraphicFramePr>
+            <a:graphic>
+              <a:graphicData uri="http://schemas.openxmlformats.org/drawingml/2006/picture">
+                <pic:pic>
+                  <pic:nvPicPr>
+                    <pic:cNvPr id="0" name="academy-story-ai-4-28-01.png"/>
+                    <pic:cNvPicPr/>
+                  </pic:nvPicPr>
+                  <pic:blipFill>
+                    <a:blip r:embed="rId29"/>
+                    <a:stretch>
+                      <a:fillRect/>
+                    </a:stretch>
+                  </pic:blipFill>
+                  <pic:spPr>
+                    <a:xfrm>
+                      <a:off x="0" y="0"/>
+                      <a:ext cx="5486400" cy="2990088"/>
+                    </a:xfrm>
+                    <a:prstGeom prst="rect"/>
+                  </pic:spPr>
+                </pic:pic>
+              </a:graphicData>
+            </a:graphic>
+          </wp:inline>
+        </w:drawing>
+      </w:r>
+    </w:p>
+    <w:p>
+      <w:pPr>
+        <w:spacing w:line="336" w:lineRule="auto" w:after="180"/>
+      </w:pPr>
+      <w:r>
+        <w:rPr>
+          <w:b w:val="0"/>
+        </w:rPr>
+        <w:t xml:space="preserve">Read a </w:t>
+      </w:r>
+      <w:r>
+        <w:rPr>
+          <w:b/>
+        </w:rPr>
+        <w:t>learning curve</w:t>
+      </w:r>
+      <w:r>
+        <w:rPr>
+          <w:b w:val="0"/>
+        </w:rPr>
+        <w:t xml:space="preserve"> with </w:t>
+      </w:r>
+      <w:r>
+        <w:rPr>
+          <w:b/>
+        </w:rPr>
+        <w:t>repeat</w:t>
+      </w:r>
+      <w:r>
+        <w:rPr>
+          <w:b w:val="0"/>
+        </w:rPr>
+        <w:t>ed-run spread rather than drawing a certainty arrow.</w:t>
+      </w:r>
+    </w:p>
+    <w:p>
+      <w:pPr>
+        <w:spacing w:line="336" w:lineRule="auto" w:after="180"/>
+      </w:pPr>
+      <w:r>
+        <w:rPr>
+          <w:b w:val="0"/>
+        </w:rPr>
+        <w:t xml:space="preserve">Supplied facts: At 10 </w:t>
+      </w:r>
+      <w:r>
+        <w:rPr>
+          <w:b/>
+        </w:rPr>
+        <w:t>training</w:t>
+      </w:r>
+      <w:r>
+        <w:rPr>
+          <w:b w:val="0"/>
+        </w:rPr>
+        <w:t xml:space="preserve"> plants validation errors across3 runs are [6, 5, 7]; at 20 plants errors [4, 5, 3], on the same 10-case validation set.</w:t>
+      </w:r>
+    </w:p>
+    <w:p>
+      <w:pPr>
+        <w:spacing w:line="336" w:lineRule="auto" w:after="180"/>
+      </w:pPr>
+      <w:r>
+        <w:rPr>
+          <w:b w:val="0"/>
+        </w:rPr>
+        <w:t xml:space="preserve">All </w:t>
+      </w:r>
+      <w:r>
+        <w:rPr>
+          <w:b/>
+        </w:rPr>
+        <w:t>input</w:t>
+      </w:r>
+      <w:r>
+        <w:rPr>
+          <w:b w:val="0"/>
+        </w:rPr>
+        <w:t>s and outcomes in this worked example are invented classroom data; no real model run is claimed.</w:t>
+      </w:r>
+    </w:p>
+    <w:p>
+      <w:pPr>
+        <w:spacing w:line="336" w:lineRule="auto" w:after="180"/>
+        <w:shd w:fill="F5F1FB"/>
+      </w:pPr>
+      <w:r>
+        <w:rPr>
+          <w:b w:val="0"/>
+        </w:rPr>
+        <w:t>Point to the given fact that matters most. Explain why it matters.</w:t>
+      </w:r>
+    </w:p>
+    <w:p>
+      <w:pPr>
+        <w:pStyle w:val="Heading3"/>
+      </w:pPr>
+      <w:r>
+        <w:t>02. Follow the deciding steps</w:t>
+      </w:r>
+    </w:p>
+    <w:p>
+      <w:r>
+        <w:drawing>
+          <wp:inline xmlns:a="http://schemas.openxmlformats.org/drawingml/2006/main" xmlns:pic="http://schemas.openxmlformats.org/drawingml/2006/picture">
+            <wp:extent cx="5486400" cy="3337560"/>
+            <wp:docPr id="23" name="Picture 23" descr="Summarise first size: Mean6 errors; range5–7, corresponding to mean 40% accuracy. → Summarise larger size: Mean4 errors; range3–5, corresponding to mean 60% accuracy. → State bounded pattern: More training plants improved the average in these supplied runs; variability remains."/>
+            <wp:cNvGraphicFramePr>
+              <a:graphicFrameLocks noChangeAspect="1"/>
+            </wp:cNvGraphicFramePr>
+            <a:graphic>
+              <a:graphicData uri="http://schemas.openxmlformats.org/drawingml/2006/picture">
+                <pic:pic>
+                  <pic:nvPicPr>
+                    <pic:cNvPr id="0" name="academy-story-ai-4-28-02.png"/>
+                    <pic:cNvPicPr/>
+                  </pic:nvPicPr>
+                  <pic:blipFill>
+                    <a:blip r:embed="rId30"/>
+                    <a:stretch>
+                      <a:fillRect/>
+                    </a:stretch>
+                  </pic:blipFill>
+                  <pic:spPr>
+                    <a:xfrm>
+                      <a:off x="0" y="0"/>
+                      <a:ext cx="5486400" cy="3337560"/>
+                    </a:xfrm>
+                    <a:prstGeom prst="rect"/>
+                  </pic:spPr>
+                </pic:pic>
+              </a:graphicData>
+            </a:graphic>
+          </wp:inline>
+        </w:drawing>
+      </w:r>
+    </w:p>
+    <w:p>
+      <w:pPr>
+        <w:spacing w:line="336" w:lineRule="auto" w:after="180"/>
+      </w:pPr>
+      <w:r>
+        <w:rPr>
+          <w:b w:val="0"/>
+        </w:rPr>
+        <w:t xml:space="preserve">Summarise first size: Mean6 errors; </w:t>
+      </w:r>
+      <w:r>
+        <w:rPr>
+          <w:b/>
+        </w:rPr>
+        <w:t>range</w:t>
+      </w:r>
+      <w:r>
+        <w:rPr>
+          <w:b w:val="0"/>
+        </w:rPr>
+        <w:t xml:space="preserve">5–7, corresponding to mean 40% accuracy. → Summarise larger size: Mean4 errors; </w:t>
+      </w:r>
+      <w:r>
+        <w:rPr>
+          <w:b/>
+        </w:rPr>
+        <w:t>range</w:t>
+      </w:r>
+      <w:r>
+        <w:rPr>
+          <w:b w:val="0"/>
+        </w:rPr>
+        <w:t xml:space="preserve">3–5, corresponding to mean </w:t>
+      </w:r>
+      <w:r>
+        <w:rPr>
+          <w:b/>
+        </w:rPr>
+        <w:t>60%</w:t>
+      </w:r>
+      <w:r>
+        <w:rPr>
+          <w:b w:val="0"/>
+        </w:rPr>
+        <w:t xml:space="preserve"> accuracy. → State bounded pattern: More </w:t>
+      </w:r>
+      <w:r>
+        <w:rPr>
+          <w:b/>
+        </w:rPr>
+        <w:t>training</w:t>
+      </w:r>
+      <w:r>
+        <w:rPr>
+          <w:b w:val="0"/>
+        </w:rPr>
+        <w:t xml:space="preserve"> plants improved the average in these supplied runs; </w:t>
+      </w:r>
+      <w:r>
+        <w:rPr>
+          <w:b/>
+        </w:rPr>
+        <w:t>variability</w:t>
+      </w:r>
+      <w:r>
+        <w:rPr>
+          <w:b w:val="0"/>
+        </w:rPr>
+        <w:t xml:space="preserve"> remains.</w:t>
+      </w:r>
+    </w:p>
+    <w:p>
+      <w:pPr>
+        <w:spacing w:line="336" w:lineRule="auto" w:after="180"/>
+        <w:shd w:fill="F5F1FB"/>
+      </w:pPr>
+      <w:r>
+        <w:rPr>
+          <w:b w:val="0"/>
+        </w:rPr>
+        <w:t xml:space="preserve">Point to each numbered stage and explain which recorded </w:t>
+      </w:r>
+      <w:r>
+        <w:rPr>
+          <w:b/>
+        </w:rPr>
+        <w:t>input</w:t>
+      </w:r>
+      <w:r>
+        <w:rPr>
+          <w:b w:val="0"/>
+        </w:rPr>
+        <w:t xml:space="preserve"> it uses.</w:t>
+      </w:r>
+    </w:p>
+    <w:p>
+      <w:pPr>
+        <w:pStyle w:val="Heading3"/>
+      </w:pPr>
+      <w:r>
+        <w:t>03. Learning curves and variability at a glance</w:t>
+      </w:r>
+    </w:p>
+    <w:p>
+      <w:r>
+        <w:drawing>
+          <wp:inline xmlns:a="http://schemas.openxmlformats.org/drawingml/2006/main" xmlns:pic="http://schemas.openxmlformats.org/drawingml/2006/picture">
+            <wp:extent cx="5486400" cy="2834640"/>
+            <wp:docPr id="24" name="Picture 24" descr="Learning curves and variability at a glance. 10 training rows | Validation 7 9 8 | Mean 8 range 2. 20 training rows | Validation 5 7 6 | Mean 6 range 2. 40 training rows | Validation 4 6 5 | Mean 5 range 2"/>
+            <wp:cNvGraphicFramePr>
+              <a:graphicFrameLocks noChangeAspect="1"/>
+            </wp:cNvGraphicFramePr>
+            <a:graphic>
+              <a:graphicData uri="http://schemas.openxmlformats.org/drawingml/2006/picture">
+                <pic:pic>
+                  <pic:nvPicPr>
+                    <pic:cNvPr id="0" name="academy-story-ai-4-28-03.png"/>
+                    <pic:cNvPicPr/>
+                  </pic:nvPicPr>
+                  <pic:blipFill>
+                    <a:blip r:embed="rId31"/>
+                    <a:stretch>
+                      <a:fillRect/>
+                    </a:stretch>
+                  </pic:blipFill>
+                  <pic:spPr>
+                    <a:xfrm>
+                      <a:off x="0" y="0"/>
+                      <a:ext cx="5486400" cy="2834640"/>
+                    </a:xfrm>
+                    <a:prstGeom prst="rect"/>
+                  </pic:spPr>
+                </pic:pic>
+              </a:graphicData>
+            </a:graphic>
+          </wp:inline>
+        </w:drawing>
+      </w:r>
+    </w:p>
+    <w:p>
+      <w:pPr>
+        <w:spacing w:line="336" w:lineRule="auto" w:after="180"/>
+      </w:pPr>
+      <w:r>
+        <w:rPr>
+          <w:b/>
+        </w:rPr>
+        <w:t>Learning curve</w:t>
+      </w:r>
+      <w:r>
+        <w:rPr>
+          <w:b w:val="0"/>
+        </w:rPr>
+        <w:t xml:space="preserve">s and </w:t>
+      </w:r>
+      <w:r>
+        <w:rPr>
+          <w:b/>
+        </w:rPr>
+        <w:t>variability</w:t>
+      </w:r>
+      <w:r>
+        <w:rPr>
+          <w:b w:val="0"/>
+        </w:rPr>
+        <w:t xml:space="preserve"> at a glance. 10 </w:t>
+      </w:r>
+      <w:r>
+        <w:rPr>
+          <w:b/>
+        </w:rPr>
+        <w:t>training</w:t>
+      </w:r>
+      <w:r>
+        <w:rPr>
+          <w:b w:val="0"/>
+        </w:rPr>
+        <w:t xml:space="preserve"> rows | Validation 7 9 8 | Mean 8 </w:t>
+      </w:r>
+      <w:r>
+        <w:rPr>
+          <w:b/>
+        </w:rPr>
+        <w:t>range</w:t>
+      </w:r>
+      <w:r>
+        <w:rPr>
+          <w:b w:val="0"/>
+        </w:rPr>
+        <w:t xml:space="preserve"> 2. 20 </w:t>
+      </w:r>
+      <w:r>
+        <w:rPr>
+          <w:b/>
+        </w:rPr>
+        <w:t>training</w:t>
+      </w:r>
+      <w:r>
+        <w:rPr>
+          <w:b w:val="0"/>
+        </w:rPr>
+        <w:t xml:space="preserve"> rows | Validation 5 7 6 | Mean 6 </w:t>
+      </w:r>
+      <w:r>
+        <w:rPr>
+          <w:b/>
+        </w:rPr>
+        <w:t>range</w:t>
+      </w:r>
+      <w:r>
+        <w:rPr>
+          <w:b w:val="0"/>
+        </w:rPr>
+        <w:t xml:space="preserve"> 2. 40 </w:t>
+      </w:r>
+      <w:r>
+        <w:rPr>
+          <w:b/>
+        </w:rPr>
+        <w:t>training</w:t>
+      </w:r>
+      <w:r>
+        <w:rPr>
+          <w:b w:val="0"/>
+        </w:rPr>
+        <w:t xml:space="preserve"> rows | Validation 4 6 5 | Mean 5 </w:t>
+      </w:r>
+      <w:r>
+        <w:rPr>
+          <w:b/>
+        </w:rPr>
+        <w:t>range</w:t>
+      </w:r>
+      <w:r>
+        <w:rPr>
+          <w:b w:val="0"/>
+        </w:rPr>
+        <w:t xml:space="preserve"> 2</w:t>
+      </w:r>
+    </w:p>
+    <w:p>
+      <w:pPr>
+        <w:spacing w:line="336" w:lineRule="auto" w:after="180"/>
+        <w:shd w:fill="F5F1FB"/>
+      </w:pPr>
+      <w:r>
+        <w:rPr>
+          <w:b w:val="0"/>
+        </w:rPr>
+        <w:t>Read the labels and values. Explain the relationship the model shows.</w:t>
+      </w:r>
+    </w:p>
+    <w:p>
+      <w:pPr>
+        <w:pStyle w:val="Heading3"/>
+      </w:pPr>
+      <w:r>
+        <w:t>04. Change one thing. Trace what follows.</w:t>
+      </w:r>
+    </w:p>
+    <w:p>
+      <w:r>
+        <w:drawing>
+          <wp:inline xmlns:a="http://schemas.openxmlformats.org/drawingml/2006/main" xmlns:pic="http://schemas.openxmlformats.org/drawingml/2006/picture">
+            <wp:extent cx="5486400" cy="3026664"/>
+            <wp:docPr id="25" name="Picture 25" descr="Original case: More training plants improved the average in these supplied runs; variability remains. Changed condition: A30-plant experiment gives errors [4, 4, 4]. Expected result: Mean remains4; this additional size does not improve the observed mean over20 plants. Reason: Learning curves are measured patterns, not a guarantee of improvement at every data size."/>
+            <wp:cNvGraphicFramePr>
+              <a:graphicFrameLocks noChangeAspect="1"/>
+            </wp:cNvGraphicFramePr>
+            <a:graphic>
+              <a:graphicData uri="http://schemas.openxmlformats.org/drawingml/2006/picture">
+                <pic:pic>
+                  <pic:nvPicPr>
+                    <pic:cNvPr id="0" name="academy-story-ai-4-28-04.png"/>
+                    <pic:cNvPicPr/>
+                  </pic:nvPicPr>
+                  <pic:blipFill>
+                    <a:blip r:embed="rId32"/>
+                    <a:stretch>
+                      <a:fillRect/>
+                    </a:stretch>
+                  </pic:blipFill>
+                  <pic:spPr>
+                    <a:xfrm>
+                      <a:off x="0" y="0"/>
+                      <a:ext cx="5486400" cy="3026664"/>
+                    </a:xfrm>
+                    <a:prstGeom prst="rect"/>
+                  </pic:spPr>
+                </pic:pic>
+              </a:graphicData>
+            </a:graphic>
+          </wp:inline>
+        </w:drawing>
+      </w:r>
+    </w:p>
+    <w:p>
+      <w:pPr>
+        <w:spacing w:line="336" w:lineRule="auto" w:after="180"/>
+      </w:pPr>
+      <w:r>
+        <w:rPr>
+          <w:b w:val="0"/>
+        </w:rPr>
+        <w:t xml:space="preserve">Original case: More </w:t>
+      </w:r>
+      <w:r>
+        <w:rPr>
+          <w:b/>
+        </w:rPr>
+        <w:t>training</w:t>
+      </w:r>
+      <w:r>
+        <w:rPr>
+          <w:b w:val="0"/>
+        </w:rPr>
+        <w:t xml:space="preserve"> plants improved the average in these supplied runs; </w:t>
+      </w:r>
+      <w:r>
+        <w:rPr>
+          <w:b/>
+        </w:rPr>
+        <w:t>variability</w:t>
+      </w:r>
+      <w:r>
+        <w:rPr>
+          <w:b w:val="0"/>
+        </w:rPr>
+        <w:t xml:space="preserve"> remains. Changed condition: A30-plant experiment gives errors [4, 4, 4].</w:t>
+      </w:r>
+    </w:p>
+    <w:p>
+      <w:pPr>
+        <w:spacing w:line="336" w:lineRule="auto" w:after="180"/>
+      </w:pPr>
+      <w:r>
+        <w:rPr>
+          <w:b w:val="0"/>
+        </w:rPr>
+        <w:t xml:space="preserve">Expected result: Mean remains4; this additional size does not improve the observed mean over20 plants. Reason: </w:t>
+      </w:r>
+      <w:r>
+        <w:rPr>
+          <w:b/>
+        </w:rPr>
+        <w:t>Learning curve</w:t>
+      </w:r>
+      <w:r>
+        <w:rPr>
+          <w:b w:val="0"/>
+        </w:rPr>
+        <w:t>s are measured patterns, not a guarantee of improvement at every data size.</w:t>
+      </w:r>
+    </w:p>
+    <w:p>
+      <w:pPr>
+        <w:spacing w:line="336" w:lineRule="auto" w:after="180"/>
+        <w:shd w:fill="F5F1FB"/>
+      </w:pPr>
+      <w:r>
+        <w:rPr>
+          <w:b w:val="0"/>
+        </w:rPr>
+        <w:t>Predict before checking the worked changed-case result. Name what changed and what the supplied facts allow you to conclude.</w:t>
+      </w:r>
+    </w:p>
+    <w:p>
+      <w:pPr>
+        <w:pStyle w:val="Heading3"/>
+      </w:pPr>
+      <w:r>
+        <w:t>05. Connect the explanation to its limit</w:t>
+      </w:r>
+    </w:p>
+    <w:p>
+      <w:r>
+        <w:drawing>
+          <wp:inline xmlns:a="http://schemas.openxmlformats.org/drawingml/2006/main" xmlns:pic="http://schemas.openxmlformats.org/drawingml/2006/picture">
+            <wp:extent cx="5486400" cy="2834640"/>
+            <wp:docPr id="26" name="Picture 26" descr="Read the picture in order. More training plants improved the average in these supplied runs; variability remains. The arrows show which recorded input or intermediate result each decision uses. Explain the deciding step aloud before checking the changed case; pointing to the final answer alone does not show how it follows. Limit: These toy runs do not establish that data quantity alone caused improvement; collection quality and conditions matter."/>
+            <wp:cNvGraphicFramePr>
+              <a:graphicFrameLocks noChangeAspect="1"/>
+            </wp:cNvGraphicFramePr>
+            <a:graphic>
+              <a:graphicData uri="http://schemas.openxmlformats.org/drawingml/2006/picture">
+                <pic:pic>
+                  <pic:nvPicPr>
+                    <pic:cNvPr id="0" name="academy-story-ai-4-28-05.png"/>
+                    <pic:cNvPicPr/>
+                  </pic:nvPicPr>
+                  <pic:blipFill>
+                    <a:blip r:embed="rId33"/>
+                    <a:stretch>
+                      <a:fillRect/>
+                    </a:stretch>
+                  </pic:blipFill>
+                  <pic:spPr>
+                    <a:xfrm>
+                      <a:off x="0" y="0"/>
+                      <a:ext cx="5486400" cy="2834640"/>
+                    </a:xfrm>
+                    <a:prstGeom prst="rect"/>
+                  </pic:spPr>
+                </pic:pic>
+              </a:graphicData>
+            </a:graphic>
+          </wp:inline>
+        </w:drawing>
+      </w:r>
+    </w:p>
+    <w:p>
+      <w:pPr>
+        <w:spacing w:line="336" w:lineRule="auto" w:after="180"/>
+      </w:pPr>
+      <w:r>
+        <w:rPr>
+          <w:b w:val="0"/>
+        </w:rPr>
+        <w:t xml:space="preserve">Read the picture in order. More </w:t>
+      </w:r>
+      <w:r>
+        <w:rPr>
+          <w:b/>
+        </w:rPr>
+        <w:t>training</w:t>
+      </w:r>
+      <w:r>
+        <w:rPr>
+          <w:b w:val="0"/>
+        </w:rPr>
+        <w:t xml:space="preserve"> plants improved the average in these supplied runs; </w:t>
+      </w:r>
+      <w:r>
+        <w:rPr>
+          <w:b/>
+        </w:rPr>
+        <w:t>variability</w:t>
+      </w:r>
+      <w:r>
+        <w:rPr>
+          <w:b w:val="0"/>
+        </w:rPr>
+        <w:t xml:space="preserve"> remains. The arrows show which recorded </w:t>
+      </w:r>
+      <w:r>
+        <w:rPr>
+          <w:b/>
+        </w:rPr>
+        <w:t>input</w:t>
+      </w:r>
+      <w:r>
+        <w:rPr>
+          <w:b w:val="0"/>
+        </w:rPr>
+        <w:t xml:space="preserve"> or intermediate result each decision uses.</w:t>
+      </w:r>
+    </w:p>
+    <w:p>
+      <w:pPr>
+        <w:spacing w:line="336" w:lineRule="auto" w:after="180"/>
+      </w:pPr>
+      <w:r>
+        <w:rPr>
+          <w:b w:val="0"/>
+        </w:rPr>
+        <w:t>Explain the deciding step aloud before checking the changed case; pointing to the final answer alone does not show how it follows.</w:t>
+      </w:r>
+    </w:p>
+    <w:p>
+      <w:pPr>
+        <w:spacing w:line="336" w:lineRule="auto" w:after="180"/>
+      </w:pPr>
+      <w:r>
+        <w:rPr>
+          <w:b w:val="0"/>
+        </w:rPr>
+        <w:t>Limit: These toy runs do not establish that data quantity alone caused improvement; collection quality and conditions matter.</w:t>
+      </w:r>
+    </w:p>
+    <w:p>
+      <w:pPr>
+        <w:spacing w:line="336" w:lineRule="auto" w:after="180"/>
+        <w:shd w:fill="F5F1FB"/>
+      </w:pPr>
+      <w:r>
+        <w:rPr>
+          <w:b w:val="0"/>
+        </w:rPr>
+        <w:t>Explain the case, then point to a limit on the claim.</w:t>
+      </w:r>
+    </w:p>
+    <w:p>
+      <w:pPr>
+        <w:pStyle w:val="Heading3"/>
+      </w:pPr>
+      <w:r>
+        <w:t>06. Make the idea visible in your project</w:t>
+      </w:r>
+    </w:p>
+    <w:p>
+      <w:r>
+        <w:drawing>
+          <wp:inline xmlns:a="http://schemas.openxmlformats.org/drawingml/2006/main" xmlns:pic="http://schemas.openxmlformats.org/drawingml/2006/picture">
+            <wp:extent cx="5486400" cy="3681984"/>
+            <wp:docPr id="27" name="Picture 27" descr="For your Responsible Plant Classifier, save the input, procedure, observed result and limitation of this check. Label this worked example as practice; use a different, previously unreviewed case when checking independent understanding. Draw your input, deciding step, result and limit. Supported question: What comparison is valid if the validation set changes between sizes? Point to the relevant step in the picture, then write the changed result and the rule or evidence that supports it."/>
+            <wp:cNvGraphicFramePr>
+              <a:graphicFrameLocks noChangeAspect="1"/>
+            </wp:cNvGraphicFramePr>
+            <a:graphic>
+              <a:graphicData uri="http://schemas.openxmlformats.org/drawingml/2006/picture">
+                <pic:pic>
+                  <pic:nvPicPr>
+                    <pic:cNvPr id="0" name="academy-story-ai-4-28-06.png"/>
+                    <pic:cNvPicPr/>
+                  </pic:nvPicPr>
+                  <pic:blipFill>
+                    <a:blip r:embed="rId34"/>
+                    <a:stretch>
+                      <a:fillRect/>
+                    </a:stretch>
+                  </pic:blipFill>
+                  <pic:spPr>
+                    <a:xfrm>
+                      <a:off x="0" y="0"/>
+                      <a:ext cx="5486400" cy="3681984"/>
+                    </a:xfrm>
+                    <a:prstGeom prst="rect"/>
+                  </pic:spPr>
+                </pic:pic>
+              </a:graphicData>
+            </a:graphic>
+          </wp:inline>
+        </w:drawing>
+      </w:r>
+    </w:p>
+    <w:p>
+      <w:pPr>
+        <w:spacing w:line="336" w:lineRule="auto" w:after="180"/>
+      </w:pPr>
+      <w:r>
+        <w:rPr>
+          <w:b w:val="0"/>
+        </w:rPr>
+        <w:t xml:space="preserve">For your Responsible Plant Classifier, save the </w:t>
+      </w:r>
+      <w:r>
+        <w:rPr>
+          <w:b/>
+        </w:rPr>
+        <w:t>input</w:t>
+      </w:r>
+      <w:r>
+        <w:rPr>
+          <w:b w:val="0"/>
+        </w:rPr>
+        <w:t>, procedure, observed result and limitation of this check.</w:t>
+      </w:r>
+    </w:p>
+    <w:p>
+      <w:pPr>
+        <w:spacing w:line="336" w:lineRule="auto" w:after="180"/>
+      </w:pPr>
+      <w:r>
+        <w:rPr>
+          <w:b w:val="0"/>
+        </w:rPr>
+        <w:t xml:space="preserve">Label this worked example as practice; use a different, previously unreviewed case when checking independent understanding. Draw your </w:t>
+      </w:r>
+      <w:r>
+        <w:rPr>
+          <w:b/>
+        </w:rPr>
+        <w:t>input</w:t>
+      </w:r>
+      <w:r>
+        <w:rPr>
+          <w:b w:val="0"/>
+        </w:rPr>
+        <w:t>, deciding step, result and limit.</w:t>
+      </w:r>
+    </w:p>
+    <w:p>
+      <w:pPr>
+        <w:spacing w:line="336" w:lineRule="auto" w:after="180"/>
+      </w:pPr>
+      <w:r>
+        <w:rPr>
+          <w:b w:val="0"/>
+        </w:rPr>
+        <w:t xml:space="preserve">Supported question: What comparison is valid if the validation set changes between sizes? Point to the relevant step in the picture, then write the changed result and the rule or </w:t>
+      </w:r>
+      <w:r>
+        <w:rPr>
+          <w:b/>
+        </w:rPr>
+        <w:t>evidence</w:t>
+      </w:r>
+      <w:r>
+        <w:rPr>
+          <w:b w:val="0"/>
+        </w:rPr>
+        <w:t xml:space="preserve"> that supports it.</w:t>
+      </w:r>
+    </w:p>
+    <w:p>
+      <w:pPr>
+        <w:spacing w:line="336" w:lineRule="auto" w:after="180"/>
+        <w:shd w:fill="F5F1FB"/>
+      </w:pPr>
+      <w:r>
+        <w:rPr>
+          <w:b w:val="0"/>
+        </w:rPr>
+        <w:t xml:space="preserve">Draw your project trace and justify the deciding step using </w:t>
+      </w:r>
+      <w:r>
+        <w:rPr>
+          <w:b/>
+        </w:rPr>
+        <w:t>evidence</w:t>
+      </w:r>
+      <w:r>
+        <w:rPr>
+          <w:b w:val="0"/>
+        </w:rPr>
+        <w:t>.</w:t>
       </w:r>
     </w:p>
     <w:sectPr>
